--- a/Evaluaciones/T1/ESTDAT_INFORME_T1_PLANTILLA.docx
+++ b/Evaluaciones/T1/ESTDAT_INFORME_T1_PLANTILLA.docx
@@ -1,6 +1,6 @@
 
 <file path=word/document.xml><?xml version="1.0" encoding="utf-8"?>
-<w:document xmlns:wpc="http://schemas.microsoft.com/office/word/2010/wordprocessingCanvas" xmlns:cx="http://schemas.microsoft.com/office/drawing/2014/chartex" xmlns:cx1="http://schemas.microsoft.com/office/drawing/2015/9/8/chartex" xmlns:cx2="http://schemas.microsoft.com/office/drawing/2015/10/21/chartex" xmlns:cx3="http://schemas.microsoft.com/office/drawing/2016/5/9/chartex" xmlns:cx4="http://schemas.microsoft.com/office/drawing/2016/5/10/chartex" xmlns:cx5="http://schemas.microsoft.com/office/drawing/2016/5/11/chartex" xmlns:cx6="http://schemas.microsoft.com/office/drawing/2016/5/12/chartex" xmlns:cx7="http://schemas.microsoft.com/office/drawing/2016/5/13/chartex" xmlns:cx8="http://schemas.microsoft.com/office/drawing/2016/5/14/chartex" xmlns:mc="http://schemas.openxmlformats.org/markup-compatibility/2006" xmlns:aink="http://schemas.microsoft.com/office/drawing/2016/ink" xmlns:am3d="http://schemas.microsoft.com/office/drawing/2017/model3d" xmlns:o="urn:schemas-microsoft-com:office:office" xmlns:oel="http://schemas.microsoft.com/office/2019/extlst" xmlns:r="http://schemas.openxmlformats.org/officeDocument/2006/relationships" xmlns:m="http://schemas.openxmlformats.org/officeDocument/2006/math" xmlns:v="urn:schemas-microsoft-com:vml" xmlns:wp14="http://schemas.microsoft.com/office/word/2010/wordprocessingDrawing" xmlns:wp="http://schemas.openxmlformats.org/drawingml/2006/wordprocessingDrawing" xmlns:w10="urn:schemas-microsoft-com:office:word" xmlns:w="http://schemas.openxmlformats.org/wordprocessingml/2006/main" xmlns:w14="http://schemas.microsoft.com/office/word/2010/wordml" xmlns:w15="http://schemas.microsoft.com/office/word/2012/wordml" xmlns:w16cex="http://schemas.microsoft.com/office/word/2018/wordml/cex" xmlns:w16cid="http://schemas.microsoft.com/office/word/2016/wordml/cid" xmlns:w16="http://schemas.microsoft.com/office/word/2018/wordml" xmlns:w16du="http://schemas.microsoft.com/office/word/2023/wordml/word16du" xmlns:w16sdtdh="http://schemas.microsoft.com/office/word/2020/wordml/sdtdatahash" xmlns:w16sdtfl="http://schemas.microsoft.com/office/word/2024/wordml/sdtformatlock" xmlns:w16se="http://schemas.microsoft.com/office/word/2015/wordml/symex" xmlns:wpg="http://schemas.microsoft.com/office/word/2010/wordprocessingGroup" xmlns:wpi="http://schemas.microsoft.com/office/word/2010/wordprocessingInk" xmlns:wne="http://schemas.microsoft.com/office/word/2006/wordml" xmlns:wps="http://schemas.microsoft.com/office/word/2010/wordprocessingShape" mc:Ignorable="w14 w15 w16se w16cid w16 w16cex w16sdtdh w16sdtfl w16du wp14">
+<w:document xmlns:wpc="http://schemas.microsoft.com/office/word/2010/wordprocessingCanvas" xmlns:cx="http://schemas.microsoft.com/office/drawing/2014/chartex" xmlns:cx1="http://schemas.microsoft.com/office/drawing/2015/9/8/chartex" xmlns:cx2="http://schemas.microsoft.com/office/drawing/2015/10/21/chartex" xmlns:cx3="http://schemas.microsoft.com/office/drawing/2016/5/9/chartex" xmlns:cx4="http://schemas.microsoft.com/office/drawing/2016/5/10/chartex" xmlns:cx5="http://schemas.microsoft.com/office/drawing/2016/5/11/chartex" xmlns:cx6="http://schemas.microsoft.com/office/drawing/2016/5/12/chartex" xmlns:cx7="http://schemas.microsoft.com/office/drawing/2016/5/13/chartex" xmlns:cx8="http://schemas.microsoft.com/office/drawing/2016/5/14/chartex" xmlns:mc="http://schemas.openxmlformats.org/markup-compatibility/2006" xmlns:aink="http://schemas.microsoft.com/office/drawing/2016/ink" xmlns:am3d="http://schemas.microsoft.com/office/drawing/2017/model3d" xmlns:o="urn:schemas-microsoft-com:office:office" xmlns:oel="http://schemas.microsoft.com/office/2019/extlst" xmlns:r="http://schemas.openxmlformats.org/officeDocument/2006/relationships" xmlns:m="http://schemas.openxmlformats.org/officeDocument/2006/math" xmlns:v="urn:schemas-microsoft-com:vml" xmlns:wp14="http://schemas.microsoft.com/office/word/2010/wordprocessingDrawing" xmlns:wp="http://schemas.openxmlformats.org/drawingml/2006/wordprocessingDrawing" xmlns:w10="urn:schemas-microsoft-com:office:word" xmlns:w="http://schemas.openxmlformats.org/wordprocessingml/2006/main" xmlns:w14="http://schemas.microsoft.com/office/word/2010/wordml" xmlns:w15="http://schemas.microsoft.com/office/word/2012/wordml" xmlns:w16cex="http://schemas.microsoft.com/office/word/2018/wordml/cex" xmlns:w16cid="http://schemas.microsoft.com/office/word/2016/wordml/cid" xmlns:w16="http://schemas.microsoft.com/office/word/2018/wordml" xmlns:w16sdtdh="http://schemas.microsoft.com/office/word/2020/wordml/sdtdatahash" xmlns:w16se="http://schemas.microsoft.com/office/word/2015/wordml/symex" xmlns:wpg="http://schemas.microsoft.com/office/word/2010/wordprocessingGroup" xmlns:wpi="http://schemas.microsoft.com/office/word/2010/wordprocessingInk" xmlns:wne="http://schemas.microsoft.com/office/word/2006/wordml" xmlns:wps="http://schemas.microsoft.com/office/word/2010/wordprocessingShape" mc:Ignorable="w14 w15 w16se w16cid w16 w16cex w16sdtdh wp14">
   <w:body>
     <w:p>
       <w:pPr>
@@ -56,7 +56,7 @@
           <w:noProof/>
         </w:rPr>
         <w:drawing>
-          <wp:inline distT="0" distB="0" distL="0" distR="0" wp14:anchorId="76BF0F7E" wp14:editId="4F813ABB">
+          <wp:inline distT="0" distB="0" distL="0" distR="0" wp14:anchorId="76BF0F7E" wp14:editId="5C040520">
             <wp:extent cx="1516841" cy="1584000"/>
             <wp:effectExtent l="0" t="0" r="7620" b="0"/>
             <wp:docPr id="1657098083" name="Imagen 1"/>
@@ -387,7 +387,7 @@
         <w:pStyle w:val="Ttulo1"/>
         <w:ind w:left="4536"/>
       </w:pPr>
-      <w:bookmarkStart w:id="0" w:name="_Toc209481739"/>
+      <w:bookmarkStart w:id="0" w:name="_Toc227063887"/>
       <w:r>
         <w:t>DEDICATORIA</w:t>
       </w:r>
@@ -433,7 +433,7 @@
       <w:pPr>
         <w:pStyle w:val="Ttulo1"/>
       </w:pPr>
-      <w:bookmarkStart w:id="1" w:name="_Toc209481740"/>
+      <w:bookmarkStart w:id="1" w:name="_Toc227063888"/>
       <w:r>
         <w:lastRenderedPageBreak/>
         <w:t>ÍNDICE GENERAL</w:t>
@@ -485,7 +485,7 @@
         <w:fldChar w:fldCharType="begin"/>
       </w:r>
       <w:r>
-        <w:instrText xml:space="preserve"> PAGEREF _Toc209481739 \h </w:instrText>
+        <w:instrText xml:space="preserve"> PAGEREF _Toc227063887 \h </w:instrText>
       </w:r>
       <w:r>
         <w:fldChar w:fldCharType="separate"/>
@@ -519,7 +519,7 @@
         <w:fldChar w:fldCharType="begin"/>
       </w:r>
       <w:r>
-        <w:instrText xml:space="preserve"> PAGEREF _Toc209481740 \h </w:instrText>
+        <w:instrText xml:space="preserve"> PAGEREF _Toc227063888 \h </w:instrText>
       </w:r>
       <w:r>
         <w:fldChar w:fldCharType="separate"/>
@@ -553,7 +553,7 @@
         <w:fldChar w:fldCharType="begin"/>
       </w:r>
       <w:r>
-        <w:instrText xml:space="preserve"> PAGEREF _Toc209481741 \h </w:instrText>
+        <w:instrText xml:space="preserve"> PAGEREF _Toc227063889 \h </w:instrText>
       </w:r>
       <w:r>
         <w:fldChar w:fldCharType="separate"/>
@@ -578,7 +578,7 @@
         </w:rPr>
       </w:pPr>
       <w:r>
-        <w:t>I. FUNDAMENTO TEÓRICO</w:t>
+        <w:t>I. INTRODUCCIÓN</w:t>
       </w:r>
       <w:r>
         <w:tab/>
@@ -587,7 +587,7 @@
         <w:fldChar w:fldCharType="begin"/>
       </w:r>
       <w:r>
-        <w:instrText xml:space="preserve"> PAGEREF _Toc209481742 \h </w:instrText>
+        <w:instrText xml:space="preserve"> PAGEREF _Toc227063890 \h </w:instrText>
       </w:r>
       <w:r>
         <w:fldChar w:fldCharType="separate"/>
@@ -596,198 +596,6 @@
         <w:t>5</w:t>
       </w:r>
       <w:r>
-        <w:fldChar w:fldCharType="end"/>
-      </w:r>
-    </w:p>
-    <w:p>
-      <w:pPr>
-        <w:pStyle w:val="TDC2"/>
-        <w:tabs>
-          <w:tab w:val="right" w:leader="dot" w:pos="9016"/>
-        </w:tabs>
-        <w:rPr>
-          <w:rFonts w:asciiTheme="minorHAnsi" w:eastAsiaTheme="minorEastAsia" w:hAnsiTheme="minorHAnsi"/>
-          <w:noProof/>
-          <w:color w:val="auto"/>
-          <w:kern w:val="2"/>
-          <w:szCs w:val="24"/>
-          <w:lang w:eastAsia="es-PE"/>
-          <w14:ligatures w14:val="standardContextual"/>
-        </w:rPr>
-      </w:pPr>
-      <w:r>
-        <w:rPr>
-          <w:noProof/>
-        </w:rPr>
-        <w:t>1.1. LISTAS</w:t>
-      </w:r>
-      <w:r>
-        <w:rPr>
-          <w:noProof/>
-        </w:rPr>
-        <w:tab/>
-      </w:r>
-      <w:r>
-        <w:rPr>
-          <w:noProof/>
-        </w:rPr>
-        <w:fldChar w:fldCharType="begin"/>
-      </w:r>
-      <w:r>
-        <w:rPr>
-          <w:noProof/>
-        </w:rPr>
-        <w:instrText xml:space="preserve"> PAGEREF _Toc209481743 \h </w:instrText>
-      </w:r>
-      <w:r>
-        <w:rPr>
-          <w:noProof/>
-        </w:rPr>
-      </w:r>
-      <w:r>
-        <w:rPr>
-          <w:noProof/>
-        </w:rPr>
-        <w:fldChar w:fldCharType="separate"/>
-      </w:r>
-      <w:r>
-        <w:rPr>
-          <w:noProof/>
-        </w:rPr>
-        <w:t>5</w:t>
-      </w:r>
-      <w:r>
-        <w:rPr>
-          <w:noProof/>
-        </w:rPr>
-        <w:fldChar w:fldCharType="end"/>
-      </w:r>
-    </w:p>
-    <w:p>
-      <w:pPr>
-        <w:pStyle w:val="TDC2"/>
-        <w:tabs>
-          <w:tab w:val="right" w:leader="dot" w:pos="9016"/>
-        </w:tabs>
-        <w:rPr>
-          <w:rFonts w:asciiTheme="minorHAnsi" w:eastAsiaTheme="minorEastAsia" w:hAnsiTheme="minorHAnsi"/>
-          <w:noProof/>
-          <w:color w:val="auto"/>
-          <w:kern w:val="2"/>
-          <w:szCs w:val="24"/>
-          <w:lang w:eastAsia="es-PE"/>
-          <w14:ligatures w14:val="standardContextual"/>
-        </w:rPr>
-      </w:pPr>
-      <w:r>
-        <w:rPr>
-          <w:noProof/>
-        </w:rPr>
-        <w:t>1.2. COLAS</w:t>
-      </w:r>
-      <w:r>
-        <w:rPr>
-          <w:noProof/>
-        </w:rPr>
-        <w:tab/>
-      </w:r>
-      <w:r>
-        <w:rPr>
-          <w:noProof/>
-        </w:rPr>
-        <w:fldChar w:fldCharType="begin"/>
-      </w:r>
-      <w:r>
-        <w:rPr>
-          <w:noProof/>
-        </w:rPr>
-        <w:instrText xml:space="preserve"> PAGEREF _Toc209481744 \h </w:instrText>
-      </w:r>
-      <w:r>
-        <w:rPr>
-          <w:noProof/>
-        </w:rPr>
-      </w:r>
-      <w:r>
-        <w:rPr>
-          <w:noProof/>
-        </w:rPr>
-        <w:fldChar w:fldCharType="separate"/>
-      </w:r>
-      <w:r>
-        <w:rPr>
-          <w:noProof/>
-        </w:rPr>
-        <w:t>5</w:t>
-      </w:r>
-      <w:r>
-        <w:rPr>
-          <w:noProof/>
-        </w:rPr>
-        <w:fldChar w:fldCharType="end"/>
-      </w:r>
-    </w:p>
-    <w:p>
-      <w:pPr>
-        <w:pStyle w:val="TDC2"/>
-        <w:tabs>
-          <w:tab w:val="right" w:leader="dot" w:pos="9016"/>
-        </w:tabs>
-        <w:rPr>
-          <w:rFonts w:asciiTheme="minorHAnsi" w:eastAsiaTheme="minorEastAsia" w:hAnsiTheme="minorHAnsi"/>
-          <w:noProof/>
-          <w:color w:val="auto"/>
-          <w:kern w:val="2"/>
-          <w:szCs w:val="24"/>
-          <w:lang w:eastAsia="es-PE"/>
-          <w14:ligatures w14:val="standardContextual"/>
-        </w:rPr>
-      </w:pPr>
-      <w:r>
-        <w:rPr>
-          <w:noProof/>
-        </w:rPr>
-        <w:t>1.3. PILAS</w:t>
-      </w:r>
-      <w:r>
-        <w:rPr>
-          <w:noProof/>
-        </w:rPr>
-        <w:tab/>
-      </w:r>
-      <w:r>
-        <w:rPr>
-          <w:noProof/>
-        </w:rPr>
-        <w:fldChar w:fldCharType="begin"/>
-      </w:r>
-      <w:r>
-        <w:rPr>
-          <w:noProof/>
-        </w:rPr>
-        <w:instrText xml:space="preserve"> PAGEREF _Toc209481745 \h </w:instrText>
-      </w:r>
-      <w:r>
-        <w:rPr>
-          <w:noProof/>
-        </w:rPr>
-      </w:r>
-      <w:r>
-        <w:rPr>
-          <w:noProof/>
-        </w:rPr>
-        <w:fldChar w:fldCharType="separate"/>
-      </w:r>
-      <w:r>
-        <w:rPr>
-          <w:noProof/>
-        </w:rPr>
-        <w:t>5</w:t>
-      </w:r>
-      <w:r>
-        <w:rPr>
-          <w:noProof/>
-        </w:rPr>
         <w:fldChar w:fldCharType="end"/>
       </w:r>
     </w:p>
@@ -804,7 +612,7 @@
         </w:rPr>
       </w:pPr>
       <w:r>
-        <w:t>II. DESAFÍO</w:t>
+        <w:t>II. MARCO TEÓRICO</w:t>
       </w:r>
       <w:r>
         <w:tab/>
@@ -813,7 +621,7 @@
         <w:fldChar w:fldCharType="begin"/>
       </w:r>
       <w:r>
-        <w:instrText xml:space="preserve"> PAGEREF _Toc209481746 \h </w:instrText>
+        <w:instrText xml:space="preserve"> PAGEREF _Toc227063891 \h </w:instrText>
       </w:r>
       <w:r>
         <w:fldChar w:fldCharType="separate"/>
@@ -845,7 +653,7 @@
         <w:rPr>
           <w:noProof/>
         </w:rPr>
-        <w:t>2.1. ENUNCIADO</w:t>
+        <w:t>2.1. LISTAS</w:t>
       </w:r>
       <w:r>
         <w:rPr>
@@ -863,7 +671,7 @@
         <w:rPr>
           <w:noProof/>
         </w:rPr>
-        <w:instrText xml:space="preserve"> PAGEREF _Toc209481747 \h </w:instrText>
+        <w:instrText xml:space="preserve"> PAGEREF _Toc227063892 \h </w:instrText>
       </w:r>
       <w:r>
         <w:rPr>
@@ -909,7 +717,7 @@
         <w:rPr>
           <w:noProof/>
         </w:rPr>
-        <w:t>2.2. ANÁLISIS</w:t>
+        <w:t>2.2. COLAS</w:t>
       </w:r>
       <w:r>
         <w:rPr>
@@ -927,7 +735,7 @@
         <w:rPr>
           <w:noProof/>
         </w:rPr>
-        <w:instrText xml:space="preserve"> PAGEREF _Toc209481748 \h </w:instrText>
+        <w:instrText xml:space="preserve"> PAGEREF _Toc227063893 \h </w:instrText>
       </w:r>
       <w:r>
         <w:rPr>
@@ -973,7 +781,7 @@
         <w:rPr>
           <w:noProof/>
         </w:rPr>
-        <w:t>2.3. ARQUITECTURA</w:t>
+        <w:t>2.3. PILAS</w:t>
       </w:r>
       <w:r>
         <w:rPr>
@@ -991,71 +799,7 @@
         <w:rPr>
           <w:noProof/>
         </w:rPr>
-        <w:instrText xml:space="preserve"> PAGEREF _Toc209481749 \h </w:instrText>
-      </w:r>
-      <w:r>
-        <w:rPr>
-          <w:noProof/>
-        </w:rPr>
-      </w:r>
-      <w:r>
-        <w:rPr>
-          <w:noProof/>
-        </w:rPr>
-        <w:fldChar w:fldCharType="separate"/>
-      </w:r>
-      <w:r>
-        <w:rPr>
-          <w:noProof/>
-        </w:rPr>
-        <w:t>6</w:t>
-      </w:r>
-      <w:r>
-        <w:rPr>
-          <w:noProof/>
-        </w:rPr>
-        <w:fldChar w:fldCharType="end"/>
-      </w:r>
-    </w:p>
-    <w:p>
-      <w:pPr>
-        <w:pStyle w:val="TDC2"/>
-        <w:tabs>
-          <w:tab w:val="right" w:leader="dot" w:pos="9016"/>
-        </w:tabs>
-        <w:rPr>
-          <w:rFonts w:asciiTheme="minorHAnsi" w:eastAsiaTheme="minorEastAsia" w:hAnsiTheme="minorHAnsi"/>
-          <w:noProof/>
-          <w:color w:val="auto"/>
-          <w:kern w:val="2"/>
-          <w:szCs w:val="24"/>
-          <w:lang w:eastAsia="es-PE"/>
-          <w14:ligatures w14:val="standardContextual"/>
-        </w:rPr>
-      </w:pPr>
-      <w:r>
-        <w:rPr>
-          <w:noProof/>
-        </w:rPr>
-        <w:t>2.4. SOLUCIÓN</w:t>
-      </w:r>
-      <w:r>
-        <w:rPr>
-          <w:noProof/>
-        </w:rPr>
-        <w:tab/>
-      </w:r>
-      <w:r>
-        <w:rPr>
-          <w:noProof/>
-        </w:rPr>
-        <w:fldChar w:fldCharType="begin"/>
-      </w:r>
-      <w:r>
-        <w:rPr>
-          <w:noProof/>
-        </w:rPr>
-        <w:instrText xml:space="preserve"> PAGEREF _Toc209481750 \h </w:instrText>
+        <w:instrText xml:space="preserve"> PAGEREF _Toc227063894 \h </w:instrText>
       </w:r>
       <w:r>
         <w:rPr>
@@ -1094,7 +838,7 @@
         </w:rPr>
       </w:pPr>
       <w:r>
-        <w:t>III. CONCLUSIONES Y RECOMENDACIONES</w:t>
+        <w:t>III. DESAFÍO</w:t>
       </w:r>
       <w:r>
         <w:tab/>
@@ -1103,7 +847,7 @@
         <w:fldChar w:fldCharType="begin"/>
       </w:r>
       <w:r>
-        <w:instrText xml:space="preserve"> PAGEREF _Toc209481751 \h </w:instrText>
+        <w:instrText xml:space="preserve"> PAGEREF _Toc227063895 \h </w:instrText>
       </w:r>
       <w:r>
         <w:fldChar w:fldCharType="separate"/>
@@ -1117,7 +861,7 @@
     </w:p>
     <w:p>
       <w:pPr>
-        <w:pStyle w:val="TDC3"/>
+        <w:pStyle w:val="TDC2"/>
         <w:tabs>
           <w:tab w:val="right" w:leader="dot" w:pos="9016"/>
         </w:tabs>
@@ -1135,7 +879,7 @@
         <w:rPr>
           <w:noProof/>
         </w:rPr>
-        <w:t>3.1. CONCLUSIONES</w:t>
+        <w:t>3.1. ENUNCIADO</w:t>
       </w:r>
       <w:r>
         <w:rPr>
@@ -1153,7 +897,7 @@
         <w:rPr>
           <w:noProof/>
         </w:rPr>
-        <w:instrText xml:space="preserve"> PAGEREF _Toc209481752 \h </w:instrText>
+        <w:instrText xml:space="preserve"> PAGEREF _Toc227063896 \h </w:instrText>
       </w:r>
       <w:r>
         <w:rPr>
@@ -1181,7 +925,7 @@
     </w:p>
     <w:p>
       <w:pPr>
-        <w:pStyle w:val="TDC3"/>
+        <w:pStyle w:val="TDC2"/>
         <w:tabs>
           <w:tab w:val="right" w:leader="dot" w:pos="9016"/>
         </w:tabs>
@@ -1199,7 +943,7 @@
         <w:rPr>
           <w:noProof/>
         </w:rPr>
-        <w:t>3.2. RECOMENDACIONES</w:t>
+        <w:t>3.2. ANÁLISIS</w:t>
       </w:r>
       <w:r>
         <w:rPr>
@@ -1217,7 +961,135 @@
         <w:rPr>
           <w:noProof/>
         </w:rPr>
-        <w:instrText xml:space="preserve"> PAGEREF _Toc209481753 \h </w:instrText>
+        <w:instrText xml:space="preserve"> PAGEREF _Toc227063897 \h </w:instrText>
+      </w:r>
+      <w:r>
+        <w:rPr>
+          <w:noProof/>
+        </w:rPr>
+      </w:r>
+      <w:r>
+        <w:rPr>
+          <w:noProof/>
+        </w:rPr>
+        <w:fldChar w:fldCharType="separate"/>
+      </w:r>
+      <w:r>
+        <w:rPr>
+          <w:noProof/>
+        </w:rPr>
+        <w:t>7</w:t>
+      </w:r>
+      <w:r>
+        <w:rPr>
+          <w:noProof/>
+        </w:rPr>
+        <w:fldChar w:fldCharType="end"/>
+      </w:r>
+    </w:p>
+    <w:p>
+      <w:pPr>
+        <w:pStyle w:val="TDC2"/>
+        <w:tabs>
+          <w:tab w:val="right" w:leader="dot" w:pos="9016"/>
+        </w:tabs>
+        <w:rPr>
+          <w:rFonts w:asciiTheme="minorHAnsi" w:eastAsiaTheme="minorEastAsia" w:hAnsiTheme="minorHAnsi"/>
+          <w:noProof/>
+          <w:color w:val="auto"/>
+          <w:kern w:val="2"/>
+          <w:szCs w:val="24"/>
+          <w:lang w:eastAsia="es-PE"/>
+          <w14:ligatures w14:val="standardContextual"/>
+        </w:rPr>
+      </w:pPr>
+      <w:r>
+        <w:rPr>
+          <w:noProof/>
+        </w:rPr>
+        <w:t>3.3. ARQUITECTURA</w:t>
+      </w:r>
+      <w:r>
+        <w:rPr>
+          <w:noProof/>
+        </w:rPr>
+        <w:tab/>
+      </w:r>
+      <w:r>
+        <w:rPr>
+          <w:noProof/>
+        </w:rPr>
+        <w:fldChar w:fldCharType="begin"/>
+      </w:r>
+      <w:r>
+        <w:rPr>
+          <w:noProof/>
+        </w:rPr>
+        <w:instrText xml:space="preserve"> PAGEREF _Toc227063898 \h </w:instrText>
+      </w:r>
+      <w:r>
+        <w:rPr>
+          <w:noProof/>
+        </w:rPr>
+      </w:r>
+      <w:r>
+        <w:rPr>
+          <w:noProof/>
+        </w:rPr>
+        <w:fldChar w:fldCharType="separate"/>
+      </w:r>
+      <w:r>
+        <w:rPr>
+          <w:noProof/>
+        </w:rPr>
+        <w:t>7</w:t>
+      </w:r>
+      <w:r>
+        <w:rPr>
+          <w:noProof/>
+        </w:rPr>
+        <w:fldChar w:fldCharType="end"/>
+      </w:r>
+    </w:p>
+    <w:p>
+      <w:pPr>
+        <w:pStyle w:val="TDC2"/>
+        <w:tabs>
+          <w:tab w:val="right" w:leader="dot" w:pos="9016"/>
+        </w:tabs>
+        <w:rPr>
+          <w:rFonts w:asciiTheme="minorHAnsi" w:eastAsiaTheme="minorEastAsia" w:hAnsiTheme="minorHAnsi"/>
+          <w:noProof/>
+          <w:color w:val="auto"/>
+          <w:kern w:val="2"/>
+          <w:szCs w:val="24"/>
+          <w:lang w:eastAsia="es-PE"/>
+          <w14:ligatures w14:val="standardContextual"/>
+        </w:rPr>
+      </w:pPr>
+      <w:r>
+        <w:rPr>
+          <w:noProof/>
+        </w:rPr>
+        <w:t>3.4. SOLUCIÓN</w:t>
+      </w:r>
+      <w:r>
+        <w:rPr>
+          <w:noProof/>
+        </w:rPr>
+        <w:tab/>
+      </w:r>
+      <w:r>
+        <w:rPr>
+          <w:noProof/>
+        </w:rPr>
+        <w:fldChar w:fldCharType="begin"/>
+      </w:r>
+      <w:r>
+        <w:rPr>
+          <w:noProof/>
+        </w:rPr>
+        <w:instrText xml:space="preserve"> PAGEREF _Toc227063899 \h </w:instrText>
       </w:r>
       <w:r>
         <w:rPr>
@@ -1256,7 +1128,7 @@
         </w:rPr>
       </w:pPr>
       <w:r>
-        <w:t>REFERENCIAS BIBLIÓGRÁFICAS</w:t>
+        <w:t>IV. CONCLUSIONES Y RECOMENDACIONES</w:t>
       </w:r>
       <w:r>
         <w:tab/>
@@ -1265,7 +1137,7 @@
         <w:fldChar w:fldCharType="begin"/>
       </w:r>
       <w:r>
-        <w:instrText xml:space="preserve"> PAGEREF _Toc209481754 \h </w:instrText>
+        <w:instrText xml:space="preserve"> PAGEREF _Toc227063900 \h </w:instrText>
       </w:r>
       <w:r>
         <w:fldChar w:fldCharType="separate"/>
@@ -1274,6 +1146,134 @@
         <w:t>8</w:t>
       </w:r>
       <w:r>
+        <w:fldChar w:fldCharType="end"/>
+      </w:r>
+    </w:p>
+    <w:p>
+      <w:pPr>
+        <w:pStyle w:val="TDC2"/>
+        <w:tabs>
+          <w:tab w:val="right" w:leader="dot" w:pos="9016"/>
+        </w:tabs>
+        <w:rPr>
+          <w:rFonts w:asciiTheme="minorHAnsi" w:eastAsiaTheme="minorEastAsia" w:hAnsiTheme="minorHAnsi"/>
+          <w:noProof/>
+          <w:color w:val="auto"/>
+          <w:kern w:val="2"/>
+          <w:szCs w:val="24"/>
+          <w:lang w:eastAsia="es-PE"/>
+          <w14:ligatures w14:val="standardContextual"/>
+        </w:rPr>
+      </w:pPr>
+      <w:r>
+        <w:rPr>
+          <w:noProof/>
+        </w:rPr>
+        <w:t>4.1. CONCLUSIONES</w:t>
+      </w:r>
+      <w:r>
+        <w:rPr>
+          <w:noProof/>
+        </w:rPr>
+        <w:tab/>
+      </w:r>
+      <w:r>
+        <w:rPr>
+          <w:noProof/>
+        </w:rPr>
+        <w:fldChar w:fldCharType="begin"/>
+      </w:r>
+      <w:r>
+        <w:rPr>
+          <w:noProof/>
+        </w:rPr>
+        <w:instrText xml:space="preserve"> PAGEREF _Toc227063901 \h </w:instrText>
+      </w:r>
+      <w:r>
+        <w:rPr>
+          <w:noProof/>
+        </w:rPr>
+      </w:r>
+      <w:r>
+        <w:rPr>
+          <w:noProof/>
+        </w:rPr>
+        <w:fldChar w:fldCharType="separate"/>
+      </w:r>
+      <w:r>
+        <w:rPr>
+          <w:noProof/>
+        </w:rPr>
+        <w:t>8</w:t>
+      </w:r>
+      <w:r>
+        <w:rPr>
+          <w:noProof/>
+        </w:rPr>
+        <w:fldChar w:fldCharType="end"/>
+      </w:r>
+    </w:p>
+    <w:p>
+      <w:pPr>
+        <w:pStyle w:val="TDC2"/>
+        <w:tabs>
+          <w:tab w:val="right" w:leader="dot" w:pos="9016"/>
+        </w:tabs>
+        <w:rPr>
+          <w:rFonts w:asciiTheme="minorHAnsi" w:eastAsiaTheme="minorEastAsia" w:hAnsiTheme="minorHAnsi"/>
+          <w:noProof/>
+          <w:color w:val="auto"/>
+          <w:kern w:val="2"/>
+          <w:szCs w:val="24"/>
+          <w:lang w:eastAsia="es-PE"/>
+          <w14:ligatures w14:val="standardContextual"/>
+        </w:rPr>
+      </w:pPr>
+      <w:r>
+        <w:rPr>
+          <w:noProof/>
+        </w:rPr>
+        <w:t>4.2. RECOMENDACIONES</w:t>
+      </w:r>
+      <w:r>
+        <w:rPr>
+          <w:noProof/>
+        </w:rPr>
+        <w:tab/>
+      </w:r>
+      <w:r>
+        <w:rPr>
+          <w:noProof/>
+        </w:rPr>
+        <w:fldChar w:fldCharType="begin"/>
+      </w:r>
+      <w:r>
+        <w:rPr>
+          <w:noProof/>
+        </w:rPr>
+        <w:instrText xml:space="preserve"> PAGEREF _Toc227063902 \h </w:instrText>
+      </w:r>
+      <w:r>
+        <w:rPr>
+          <w:noProof/>
+        </w:rPr>
+      </w:r>
+      <w:r>
+        <w:rPr>
+          <w:noProof/>
+        </w:rPr>
+        <w:fldChar w:fldCharType="separate"/>
+      </w:r>
+      <w:r>
+        <w:rPr>
+          <w:noProof/>
+        </w:rPr>
+        <w:t>8</w:t>
+      </w:r>
+      <w:r>
+        <w:rPr>
+          <w:noProof/>
+        </w:rPr>
         <w:fldChar w:fldCharType="end"/>
       </w:r>
     </w:p>
@@ -1290,10 +1290,7 @@
         </w:rPr>
       </w:pPr>
       <w:r>
-        <w:rPr>
-          <w:lang w:val="en-US"/>
-        </w:rPr>
-        <w:t>ANEXOS</w:t>
+        <w:t>REFERENCIAS BIBLIÓGRÁFICAS</w:t>
       </w:r>
       <w:r>
         <w:tab/>
@@ -1302,7 +1299,7 @@
         <w:fldChar w:fldCharType="begin"/>
       </w:r>
       <w:r>
-        <w:instrText xml:space="preserve"> PAGEREF _Toc209481755 \h </w:instrText>
+        <w:instrText xml:space="preserve"> PAGEREF _Toc227063903 \h </w:instrText>
       </w:r>
       <w:r>
         <w:fldChar w:fldCharType="separate"/>
@@ -1316,13 +1313,9 @@
     </w:p>
     <w:p>
       <w:pPr>
-        <w:pStyle w:val="TDC2"/>
-        <w:tabs>
-          <w:tab w:val="right" w:leader="dot" w:pos="9016"/>
-        </w:tabs>
+        <w:pStyle w:val="TDC1"/>
         <w:rPr>
           <w:rFonts w:asciiTheme="minorHAnsi" w:eastAsiaTheme="minorEastAsia" w:hAnsiTheme="minorHAnsi"/>
-          <w:noProof/>
           <w:color w:val="auto"/>
           <w:kern w:val="2"/>
           <w:szCs w:val="24"/>
@@ -1331,50 +1324,24 @@
         </w:rPr>
       </w:pPr>
       <w:r>
-        <w:rPr>
-          <w:noProof/>
-        </w:rPr>
-        <w:t>Anexo 1: aaaaaaaaaaaaa</w:t>
-      </w:r>
-      <w:r>
-        <w:rPr>
-          <w:noProof/>
-        </w:rPr>
+        <w:t>ANEXOS</w:t>
+      </w:r>
+      <w:r>
         <w:tab/>
       </w:r>
       <w:r>
-        <w:rPr>
-          <w:noProof/>
-        </w:rPr>
         <w:fldChar w:fldCharType="begin"/>
       </w:r>
       <w:r>
-        <w:rPr>
-          <w:noProof/>
-        </w:rPr>
-        <w:instrText xml:space="preserve"> PAGEREF _Toc209481756 \h </w:instrText>
-      </w:r>
-      <w:r>
-        <w:rPr>
-          <w:noProof/>
-        </w:rPr>
-      </w:r>
-      <w:r>
-        <w:rPr>
-          <w:noProof/>
-        </w:rPr>
+        <w:instrText xml:space="preserve"> PAGEREF _Toc227063904 \h </w:instrText>
+      </w:r>
+      <w:r>
         <w:fldChar w:fldCharType="separate"/>
       </w:r>
       <w:r>
-        <w:rPr>
-          <w:noProof/>
-        </w:rPr>
         <w:t>10</w:t>
       </w:r>
       <w:r>
-        <w:rPr>
-          <w:noProof/>
-        </w:rPr>
         <w:fldChar w:fldCharType="end"/>
       </w:r>
     </w:p>
@@ -1397,6 +1364,72 @@
       <w:r>
         <w:rPr>
           <w:noProof/>
+          <w:lang w:val="en-US"/>
+        </w:rPr>
+        <w:t>Anexo 1: aaaaaaaaaaaaa</w:t>
+      </w:r>
+      <w:r>
+        <w:rPr>
+          <w:noProof/>
+        </w:rPr>
+        <w:tab/>
+      </w:r>
+      <w:r>
+        <w:rPr>
+          <w:noProof/>
+        </w:rPr>
+        <w:fldChar w:fldCharType="begin"/>
+      </w:r>
+      <w:r>
+        <w:rPr>
+          <w:noProof/>
+        </w:rPr>
+        <w:instrText xml:space="preserve"> PAGEREF _Toc227063905 \h </w:instrText>
+      </w:r>
+      <w:r>
+        <w:rPr>
+          <w:noProof/>
+        </w:rPr>
+      </w:r>
+      <w:r>
+        <w:rPr>
+          <w:noProof/>
+        </w:rPr>
+        <w:fldChar w:fldCharType="separate"/>
+      </w:r>
+      <w:r>
+        <w:rPr>
+          <w:noProof/>
+        </w:rPr>
+        <w:t>11</w:t>
+      </w:r>
+      <w:r>
+        <w:rPr>
+          <w:noProof/>
+        </w:rPr>
+        <w:fldChar w:fldCharType="end"/>
+      </w:r>
+    </w:p>
+    <w:p>
+      <w:pPr>
+        <w:pStyle w:val="TDC2"/>
+        <w:tabs>
+          <w:tab w:val="right" w:leader="dot" w:pos="9016"/>
+        </w:tabs>
+        <w:rPr>
+          <w:rFonts w:asciiTheme="minorHAnsi" w:eastAsiaTheme="minorEastAsia" w:hAnsiTheme="minorHAnsi"/>
+          <w:noProof/>
+          <w:color w:val="auto"/>
+          <w:kern w:val="2"/>
+          <w:szCs w:val="24"/>
+          <w:lang w:eastAsia="es-PE"/>
+          <w14:ligatures w14:val="standardContextual"/>
+        </w:rPr>
+      </w:pPr>
+      <w:r>
+        <w:rPr>
+          <w:noProof/>
+          <w:lang w:val="en-US"/>
         </w:rPr>
         <w:t>Anexo 2: aaaaaaaaaaaaaaa</w:t>
       </w:r>
@@ -1416,7 +1449,7 @@
         <w:rPr>
           <w:noProof/>
         </w:rPr>
-        <w:instrText xml:space="preserve"> PAGEREF _Toc209481757 \h </w:instrText>
+        <w:instrText xml:space="preserve"> PAGEREF _Toc227063906 \h </w:instrText>
       </w:r>
       <w:r>
         <w:rPr>
@@ -1433,7 +1466,7 @@
         <w:rPr>
           <w:noProof/>
         </w:rPr>
-        <w:t>11</w:t>
+        <w:t>12</w:t>
       </w:r>
       <w:r>
         <w:rPr>
@@ -1460,7 +1493,7 @@
       <w:pPr>
         <w:pStyle w:val="Ttulo1"/>
       </w:pPr>
-      <w:bookmarkStart w:id="2" w:name="_Toc209481741"/>
+      <w:bookmarkStart w:id="2" w:name="_Toc227063889"/>
       <w:r>
         <w:lastRenderedPageBreak/>
         <w:t>RESUMEN</w:t>
@@ -1488,10 +1521,12 @@
       <w:pPr>
         <w:pStyle w:val="Ttulo1"/>
       </w:pPr>
+      <w:bookmarkStart w:id="3" w:name="_Toc227063890"/>
       <w:r>
         <w:lastRenderedPageBreak/>
         <w:t>I. INTRODUCCIÓN</w:t>
       </w:r>
+      <w:bookmarkEnd w:id="3"/>
     </w:p>
     <w:p>
       <w:pPr>
@@ -1518,7 +1553,7 @@
       <w:pPr>
         <w:pStyle w:val="Ttulo1"/>
       </w:pPr>
-      <w:bookmarkStart w:id="3" w:name="_Toc209481742"/>
+      <w:bookmarkStart w:id="4" w:name="_Toc227063891"/>
       <w:r>
         <w:lastRenderedPageBreak/>
         <w:t>I</w:t>
@@ -1532,20 +1567,20 @@
       <w:r>
         <w:t>TEÓRICO</w:t>
       </w:r>
-      <w:bookmarkEnd w:id="3"/>
+      <w:bookmarkEnd w:id="4"/>
     </w:p>
     <w:p>
       <w:pPr>
         <w:pStyle w:val="Ttulo2"/>
       </w:pPr>
-      <w:bookmarkStart w:id="4" w:name="_Toc209481743"/>
+      <w:bookmarkStart w:id="5" w:name="_Toc227063892"/>
       <w:r>
         <w:t>2</w:t>
       </w:r>
       <w:r>
         <w:t>.1. LISTAS</w:t>
       </w:r>
-      <w:bookmarkEnd w:id="4"/>
+      <w:bookmarkEnd w:id="5"/>
     </w:p>
     <w:p/>
     <w:p/>
@@ -1554,14 +1589,14 @@
       <w:pPr>
         <w:pStyle w:val="Ttulo2"/>
       </w:pPr>
-      <w:bookmarkStart w:id="5" w:name="_Toc209481744"/>
+      <w:bookmarkStart w:id="6" w:name="_Toc227063893"/>
       <w:r>
         <w:t>2</w:t>
       </w:r>
       <w:r>
         <w:t>.2. COLAS</w:t>
       </w:r>
-      <w:bookmarkEnd w:id="5"/>
+      <w:bookmarkEnd w:id="6"/>
     </w:p>
     <w:p/>
     <w:p/>
@@ -1569,14 +1604,14 @@
       <w:pPr>
         <w:pStyle w:val="Ttulo2"/>
       </w:pPr>
-      <w:bookmarkStart w:id="6" w:name="_Toc209481745"/>
+      <w:bookmarkStart w:id="7" w:name="_Toc227063894"/>
       <w:r>
         <w:t>2</w:t>
       </w:r>
       <w:r>
         <w:t>.3. PILAS</w:t>
       </w:r>
-      <w:bookmarkEnd w:id="6"/>
+      <w:bookmarkEnd w:id="7"/>
     </w:p>
     <w:p/>
     <w:p/>
@@ -1594,7 +1629,7 @@
       <w:pPr>
         <w:pStyle w:val="Ttulo1"/>
       </w:pPr>
-      <w:bookmarkStart w:id="7" w:name="_Toc209481746"/>
+      <w:bookmarkStart w:id="8" w:name="_Toc227063895"/>
       <w:r>
         <w:lastRenderedPageBreak/>
         <w:t>II</w:t>
@@ -1605,20 +1640,20 @@
       <w:r>
         <w:t>. DESAFÍO</w:t>
       </w:r>
-      <w:bookmarkEnd w:id="7"/>
+      <w:bookmarkEnd w:id="8"/>
     </w:p>
     <w:p>
       <w:pPr>
         <w:pStyle w:val="Ttulo2"/>
       </w:pPr>
-      <w:bookmarkStart w:id="8" w:name="_Toc209481747"/>
+      <w:bookmarkStart w:id="9" w:name="_Toc227063896"/>
       <w:r>
         <w:t>3</w:t>
       </w:r>
       <w:r>
         <w:t>.1. ENUNCIADO</w:t>
       </w:r>
-      <w:bookmarkEnd w:id="8"/>
+      <w:bookmarkEnd w:id="9"/>
     </w:p>
     <w:p/>
     <w:p/>
@@ -1627,14 +1662,14 @@
       <w:pPr>
         <w:pStyle w:val="Ttulo2"/>
       </w:pPr>
-      <w:bookmarkStart w:id="9" w:name="_Toc209481748"/>
+      <w:bookmarkStart w:id="10" w:name="_Toc227063897"/>
       <w:r>
         <w:t>3</w:t>
       </w:r>
       <w:r>
         <w:t>.2. ANÁLISIS</w:t>
       </w:r>
-      <w:bookmarkEnd w:id="9"/>
+      <w:bookmarkEnd w:id="10"/>
     </w:p>
     <w:p/>
     <w:p/>
@@ -1643,14 +1678,14 @@
       <w:pPr>
         <w:pStyle w:val="Ttulo2"/>
       </w:pPr>
-      <w:bookmarkStart w:id="10" w:name="_Toc209481749"/>
+      <w:bookmarkStart w:id="11" w:name="_Toc227063898"/>
       <w:r>
         <w:t>3</w:t>
       </w:r>
       <w:r>
         <w:t>.3. ARQUITECTURA</w:t>
       </w:r>
-      <w:bookmarkEnd w:id="10"/>
+      <w:bookmarkEnd w:id="11"/>
     </w:p>
     <w:p/>
     <w:p/>
@@ -1658,14 +1693,14 @@
       <w:pPr>
         <w:pStyle w:val="Ttulo2"/>
       </w:pPr>
-      <w:bookmarkStart w:id="11" w:name="_Toc209481750"/>
+      <w:bookmarkStart w:id="12" w:name="_Toc227063899"/>
       <w:r>
         <w:t>3</w:t>
       </w:r>
       <w:r>
         <w:t>.4. SOLUCIÓN</w:t>
       </w:r>
-      <w:bookmarkEnd w:id="11"/>
+      <w:bookmarkEnd w:id="12"/>
     </w:p>
     <w:p/>
     <w:p/>
@@ -1707,7 +1742,7 @@
       <w:pPr>
         <w:pStyle w:val="Ttulo1"/>
       </w:pPr>
-      <w:bookmarkStart w:id="12" w:name="_Toc209481751"/>
+      <w:bookmarkStart w:id="13" w:name="_Toc227063900"/>
       <w:r>
         <w:lastRenderedPageBreak/>
         <w:t>I</w:t>
@@ -1727,36 +1762,36 @@
       <w:r>
         <w:t>Y RECOMENDACIONES</w:t>
       </w:r>
-      <w:bookmarkEnd w:id="12"/>
-    </w:p>
-    <w:p>
-      <w:pPr>
-        <w:pStyle w:val="Ttulo3"/>
-      </w:pPr>
-      <w:bookmarkStart w:id="13" w:name="_Toc209481752"/>
+      <w:bookmarkEnd w:id="13"/>
+    </w:p>
+    <w:p>
+      <w:pPr>
+        <w:pStyle w:val="Ttulo2"/>
+      </w:pPr>
+      <w:bookmarkStart w:id="14" w:name="_Toc227063901"/>
       <w:r>
         <w:t>4</w:t>
       </w:r>
       <w:r>
         <w:t>.1. CONCLUSIONES</w:t>
       </w:r>
-      <w:bookmarkEnd w:id="13"/>
+      <w:bookmarkEnd w:id="14"/>
     </w:p>
     <w:p/>
     <w:p/>
     <w:p/>
     <w:p>
       <w:pPr>
-        <w:pStyle w:val="Ttulo3"/>
-      </w:pPr>
-      <w:bookmarkStart w:id="14" w:name="_Toc209481753"/>
+        <w:pStyle w:val="Ttulo2"/>
+      </w:pPr>
+      <w:bookmarkStart w:id="15" w:name="_Toc227063902"/>
       <w:r>
         <w:t>4</w:t>
       </w:r>
       <w:r>
         <w:t>.2. RECOMENDACIONES</w:t>
       </w:r>
-      <w:bookmarkEnd w:id="14"/>
+      <w:bookmarkEnd w:id="15"/>
     </w:p>
     <w:p/>
     <w:p/>
@@ -1775,12 +1810,12 @@
       <w:pPr>
         <w:pStyle w:val="Ttulo1"/>
       </w:pPr>
-      <w:bookmarkStart w:id="15" w:name="_Toc209481754"/>
+      <w:bookmarkStart w:id="16" w:name="_Toc227063903"/>
       <w:r>
         <w:lastRenderedPageBreak/>
         <w:t>REFERENCIAS BIBLIÓGRÁFICAS</w:t>
       </w:r>
-      <w:bookmarkEnd w:id="15"/>
+      <w:bookmarkEnd w:id="16"/>
     </w:p>
     <w:p>
       <w:pPr>
@@ -1789,16 +1824,12 @@
         <w:rPr>
           <w:noProof/>
           <w:szCs w:val="24"/>
-          <w:lang w:val="en-US"/>
         </w:rPr>
       </w:pPr>
       <w:r>
         <w:fldChar w:fldCharType="begin"/>
       </w:r>
       <w:r>
-        <w:rPr>
-          <w:lang w:val="en-US"/>
-        </w:rPr>
         <w:instrText xml:space="preserve"> BIBLIOGRAPHY  \l 1033 </w:instrText>
       </w:r>
       <w:r>
@@ -1807,7 +1838,6 @@
       <w:r>
         <w:rPr>
           <w:noProof/>
-          <w:lang w:val="en-US"/>
         </w:rPr>
         <w:t xml:space="preserve">Ohmae, K. (2004). </w:t>
       </w:r>
@@ -1816,14 +1846,12 @@
           <w:i/>
           <w:iCs/>
           <w:noProof/>
-          <w:lang w:val="en-US"/>
         </w:rPr>
         <w:t>La mente del estratega.</w:t>
       </w:r>
       <w:r>
         <w:rPr>
           <w:noProof/>
-          <w:lang w:val="en-US"/>
         </w:rPr>
         <w:t xml:space="preserve"> McGraw-Hill Interamericana.</w:t>
       </w:r>
@@ -1840,7 +1868,6 @@
       <w:r>
         <w:rPr>
           <w:noProof/>
-          <w:lang w:val="en-US"/>
         </w:rPr>
         <w:t xml:space="preserve">Ruiz, L., &amp; Ruiz, Y. (2019). </w:t>
       </w:r>
@@ -1849,16 +1876,21 @@
           <w:i/>
           <w:iCs/>
           <w:noProof/>
+        </w:rPr>
+        <w:t>Enseñar hoy una lengua extranjera.</w:t>
+      </w:r>
+      <w:r>
+        <w:rPr>
+          <w:noProof/>
+        </w:rPr>
+        <w:t xml:space="preserve"> </w:t>
+      </w:r>
+      <w:r>
+        <w:rPr>
+          <w:noProof/>
           <w:lang w:val="en-US"/>
         </w:rPr>
-        <w:t>Enseñar hoy una lengua extranjera.</w:t>
-      </w:r>
-      <w:r>
-        <w:rPr>
-          <w:noProof/>
-          <w:lang w:val="en-US"/>
-        </w:rPr>
-        <w:t xml:space="preserve"> Octaedro. Retrieved from https://octaedro.com/wp-content/uploads/2020/12/30809-Ensenar-hoy-una-lengua-extranjera.pdf</w:t>
+        <w:t>Octaedro. Retrieved from https://octaedro.com/wp-content/uploads/2020/12/30809-Ensenar-hoy-una-lengua-extranjera.pdf</w:t>
       </w:r>
     </w:p>
     <w:p>
@@ -1867,13 +1899,11 @@
         <w:ind w:left="720" w:hanging="720"/>
         <w:rPr>
           <w:noProof/>
-          <w:lang w:val="en-US"/>
-        </w:rPr>
-      </w:pPr>
-      <w:r>
-        <w:rPr>
-          <w:noProof/>
-          <w:lang w:val="en-US"/>
+        </w:rPr>
+      </w:pPr>
+      <w:r>
+        <w:rPr>
+          <w:noProof/>
         </w:rPr>
         <w:t xml:space="preserve">Sosa Mayanga, M. L. (2022). </w:t>
       </w:r>
@@ -1882,14 +1912,12 @@
           <w:i/>
           <w:iCs/>
           <w:noProof/>
-          <w:lang w:val="en-US"/>
         </w:rPr>
         <w:t>Entornos virtuales y aprendizaje del idioma inglés de estudiantes de cuarto grado de Secundaria, de una institución educativa de Chiclayo.</w:t>
       </w:r>
       <w:r>
         <w:rPr>
           <w:noProof/>
-          <w:lang w:val="en-US"/>
         </w:rPr>
         <w:t xml:space="preserve"> UNIVERSIDAD CESAR VALLEJO, CHICLAYO-PERU. Retrieved from https://repositorio.ucv.edu.pe/handle/20.500.12692/96668</w:t>
       </w:r>
@@ -1928,6 +1956,11 @@
       </w:r>
     </w:p>
     <w:p>
+      <w:pPr>
+        <w:rPr>
+          <w:lang w:val="en-US"/>
+        </w:rPr>
+      </w:pPr>
       <w:r>
         <w:fldChar w:fldCharType="end"/>
       </w:r>
@@ -1936,19 +1969,73 @@
       <w:pPr>
         <w:spacing w:after="160" w:line="259" w:lineRule="auto"/>
         <w:jc w:val="left"/>
-      </w:pPr>
-      <w:r>
+        <w:rPr>
+          <w:lang w:val="en-US"/>
+        </w:rPr>
+      </w:pPr>
+      <w:r>
+        <w:rPr>
+          <w:lang w:val="en-US"/>
+        </w:rPr>
         <w:br w:type="page"/>
       </w:r>
     </w:p>
-    <w:p/>
-    <w:p/>
-    <w:p/>
-    <w:p/>
-    <w:p/>
-    <w:p/>
-    <w:p/>
-    <w:p/>
+    <w:p>
+      <w:pPr>
+        <w:rPr>
+          <w:lang w:val="en-US"/>
+        </w:rPr>
+      </w:pPr>
+    </w:p>
+    <w:p>
+      <w:pPr>
+        <w:rPr>
+          <w:lang w:val="en-US"/>
+        </w:rPr>
+      </w:pPr>
+    </w:p>
+    <w:p>
+      <w:pPr>
+        <w:rPr>
+          <w:lang w:val="en-US"/>
+        </w:rPr>
+      </w:pPr>
+    </w:p>
+    <w:p>
+      <w:pPr>
+        <w:rPr>
+          <w:lang w:val="en-US"/>
+        </w:rPr>
+      </w:pPr>
+    </w:p>
+    <w:p>
+      <w:pPr>
+        <w:rPr>
+          <w:lang w:val="en-US"/>
+        </w:rPr>
+      </w:pPr>
+    </w:p>
+    <w:p>
+      <w:pPr>
+        <w:rPr>
+          <w:lang w:val="en-US"/>
+        </w:rPr>
+      </w:pPr>
+    </w:p>
+    <w:p>
+      <w:pPr>
+        <w:rPr>
+          <w:lang w:val="en-US"/>
+        </w:rPr>
+      </w:pPr>
+    </w:p>
+    <w:p>
+      <w:pPr>
+        <w:rPr>
+          <w:lang w:val="en-US"/>
+        </w:rPr>
+      </w:pPr>
+    </w:p>
     <w:p>
       <w:pPr>
         <w:pStyle w:val="Ttulo1"/>
@@ -1956,14 +2043,14 @@
           <w:lang w:val="en-US"/>
         </w:rPr>
       </w:pPr>
-      <w:bookmarkStart w:id="16" w:name="_Toc209481755"/>
+      <w:bookmarkStart w:id="17" w:name="_Toc227063904"/>
       <w:r>
         <w:rPr>
           <w:lang w:val="en-US"/>
         </w:rPr>
         <w:t>ANEXOS</w:t>
       </w:r>
-      <w:bookmarkEnd w:id="16"/>
+      <w:bookmarkEnd w:id="17"/>
     </w:p>
     <w:p>
       <w:pPr>
@@ -1983,53 +2070,101 @@
     <w:p>
       <w:pPr>
         <w:pStyle w:val="Ttulo2"/>
-      </w:pPr>
-      <w:bookmarkStart w:id="17" w:name="_Toc209481756"/>
-      <w:r>
+        <w:rPr>
+          <w:lang w:val="en-US"/>
+        </w:rPr>
+      </w:pPr>
+      <w:bookmarkStart w:id="18" w:name="_Toc227063905"/>
+      <w:r>
+        <w:rPr>
+          <w:lang w:val="en-US"/>
+        </w:rPr>
         <w:lastRenderedPageBreak/>
         <w:t>Anexo 1</w:t>
       </w:r>
       <w:r>
+        <w:rPr>
+          <w:lang w:val="en-US"/>
+        </w:rPr>
         <w:t xml:space="preserve">: </w:t>
       </w:r>
       <w:proofErr w:type="spellStart"/>
       <w:r>
+        <w:rPr>
+          <w:lang w:val="en-US"/>
+        </w:rPr>
         <w:t>aaaaaaaaaaaaa</w:t>
       </w:r>
-      <w:bookmarkEnd w:id="17"/>
+      <w:bookmarkEnd w:id="18"/>
       <w:proofErr w:type="spellEnd"/>
     </w:p>
-    <w:p/>
+    <w:p>
+      <w:pPr>
+        <w:rPr>
+          <w:lang w:val="en-US"/>
+        </w:rPr>
+      </w:pPr>
+    </w:p>
     <w:p>
       <w:pPr>
         <w:spacing w:after="160" w:line="259" w:lineRule="auto"/>
         <w:jc w:val="left"/>
-      </w:pPr>
-      <w:r>
+        <w:rPr>
+          <w:lang w:val="en-US"/>
+        </w:rPr>
+      </w:pPr>
+      <w:r>
+        <w:rPr>
+          <w:lang w:val="en-US"/>
+        </w:rPr>
         <w:br w:type="page"/>
       </w:r>
     </w:p>
     <w:p>
       <w:pPr>
         <w:pStyle w:val="Ttulo2"/>
-      </w:pPr>
-      <w:bookmarkStart w:id="18" w:name="_Toc209481757"/>
-      <w:r>
+        <w:rPr>
+          <w:lang w:val="en-US"/>
+        </w:rPr>
+      </w:pPr>
+      <w:bookmarkStart w:id="19" w:name="_Toc227063906"/>
+      <w:r>
+        <w:rPr>
+          <w:lang w:val="en-US"/>
+        </w:rPr>
         <w:lastRenderedPageBreak/>
         <w:t>Anexo 2</w:t>
       </w:r>
       <w:r>
+        <w:rPr>
+          <w:lang w:val="en-US"/>
+        </w:rPr>
         <w:t xml:space="preserve">: </w:t>
       </w:r>
       <w:proofErr w:type="spellStart"/>
       <w:r>
+        <w:rPr>
+          <w:lang w:val="en-US"/>
+        </w:rPr>
         <w:t>aaaaaaaaaaaaaaa</w:t>
       </w:r>
-      <w:bookmarkEnd w:id="18"/>
+      <w:bookmarkEnd w:id="19"/>
       <w:proofErr w:type="spellEnd"/>
     </w:p>
-    <w:p/>
-    <w:p/>
+    <w:p>
+      <w:pPr>
+        <w:rPr>
+          <w:lang w:val="en-US"/>
+        </w:rPr>
+      </w:pPr>
+    </w:p>
+    <w:p>
+      <w:pPr>
+        <w:rPr>
+          <w:lang w:val="en-US"/>
+        </w:rPr>
+      </w:pPr>
+    </w:p>
     <w:sectPr>
       <w:footerReference w:type="default" r:id="rId9"/>
       <w:pgSz w:w="11906" w:h="16838" w:code="9"/>
@@ -2043,7 +2178,7 @@
 </file>
 
 <file path=word/endnotes.xml><?xml version="1.0" encoding="utf-8"?>
-<w:endnotes xmlns:wpc="http://schemas.microsoft.com/office/word/2010/wordprocessingCanvas" xmlns:cx="http://schemas.microsoft.com/office/drawing/2014/chartex" xmlns:cx1="http://schemas.microsoft.com/office/drawing/2015/9/8/chartex" xmlns:cx2="http://schemas.microsoft.com/office/drawing/2015/10/21/chartex" xmlns:cx3="http://schemas.microsoft.com/office/drawing/2016/5/9/chartex" xmlns:cx4="http://schemas.microsoft.com/office/drawing/2016/5/10/chartex" xmlns:cx5="http://schemas.microsoft.com/office/drawing/2016/5/11/chartex" xmlns:cx6="http://schemas.microsoft.com/office/drawing/2016/5/12/chartex" xmlns:cx7="http://schemas.microsoft.com/office/drawing/2016/5/13/chartex" xmlns:cx8="http://schemas.microsoft.com/office/drawing/2016/5/14/chartex" xmlns:mc="http://schemas.openxmlformats.org/markup-compatibility/2006" xmlns:aink="http://schemas.microsoft.com/office/drawing/2016/ink" xmlns:am3d="http://schemas.microsoft.com/office/drawing/2017/model3d" xmlns:o="urn:schemas-microsoft-com:office:office" xmlns:oel="http://schemas.microsoft.com/office/2019/extlst" xmlns:r="http://schemas.openxmlformats.org/officeDocument/2006/relationships" xmlns:m="http://schemas.openxmlformats.org/officeDocument/2006/math" xmlns:v="urn:schemas-microsoft-com:vml" xmlns:wp14="http://schemas.microsoft.com/office/word/2010/wordprocessingDrawing" xmlns:wp="http://schemas.openxmlformats.org/drawingml/2006/wordprocessingDrawing" xmlns:w10="urn:schemas-microsoft-com:office:word" xmlns:w="http://schemas.openxmlformats.org/wordprocessingml/2006/main" xmlns:w14="http://schemas.microsoft.com/office/word/2010/wordml" xmlns:w15="http://schemas.microsoft.com/office/word/2012/wordml" xmlns:w16cex="http://schemas.microsoft.com/office/word/2018/wordml/cex" xmlns:w16cid="http://schemas.microsoft.com/office/word/2016/wordml/cid" xmlns:w16="http://schemas.microsoft.com/office/word/2018/wordml" xmlns:w16du="http://schemas.microsoft.com/office/word/2023/wordml/word16du" xmlns:w16sdtdh="http://schemas.microsoft.com/office/word/2020/wordml/sdtdatahash" xmlns:w16sdtfl="http://schemas.microsoft.com/office/word/2024/wordml/sdtformatlock" xmlns:w16se="http://schemas.microsoft.com/office/word/2015/wordml/symex" xmlns:wpg="http://schemas.microsoft.com/office/word/2010/wordprocessingGroup" xmlns:wpi="http://schemas.microsoft.com/office/word/2010/wordprocessingInk" xmlns:wne="http://schemas.microsoft.com/office/word/2006/wordml" xmlns:wps="http://schemas.microsoft.com/office/word/2010/wordprocessingShape" mc:Ignorable="w14 w15 w16se w16cid w16 w16cex w16sdtdh w16sdtfl w16du wp14">
+<w:endnotes xmlns:wpc="http://schemas.microsoft.com/office/word/2010/wordprocessingCanvas" xmlns:cx="http://schemas.microsoft.com/office/drawing/2014/chartex" xmlns:cx1="http://schemas.microsoft.com/office/drawing/2015/9/8/chartex" xmlns:cx2="http://schemas.microsoft.com/office/drawing/2015/10/21/chartex" xmlns:cx3="http://schemas.microsoft.com/office/drawing/2016/5/9/chartex" xmlns:cx4="http://schemas.microsoft.com/office/drawing/2016/5/10/chartex" xmlns:cx5="http://schemas.microsoft.com/office/drawing/2016/5/11/chartex" xmlns:cx6="http://schemas.microsoft.com/office/drawing/2016/5/12/chartex" xmlns:cx7="http://schemas.microsoft.com/office/drawing/2016/5/13/chartex" xmlns:cx8="http://schemas.microsoft.com/office/drawing/2016/5/14/chartex" xmlns:mc="http://schemas.openxmlformats.org/markup-compatibility/2006" xmlns:aink="http://schemas.microsoft.com/office/drawing/2016/ink" xmlns:am3d="http://schemas.microsoft.com/office/drawing/2017/model3d" xmlns:o="urn:schemas-microsoft-com:office:office" xmlns:oel="http://schemas.microsoft.com/office/2019/extlst" xmlns:r="http://schemas.openxmlformats.org/officeDocument/2006/relationships" xmlns:m="http://schemas.openxmlformats.org/officeDocument/2006/math" xmlns:v="urn:schemas-microsoft-com:vml" xmlns:wp14="http://schemas.microsoft.com/office/word/2010/wordprocessingDrawing" xmlns:wp="http://schemas.openxmlformats.org/drawingml/2006/wordprocessingDrawing" xmlns:w10="urn:schemas-microsoft-com:office:word" xmlns:w="http://schemas.openxmlformats.org/wordprocessingml/2006/main" xmlns:w14="http://schemas.microsoft.com/office/word/2010/wordml" xmlns:w15="http://schemas.microsoft.com/office/word/2012/wordml" xmlns:w16cex="http://schemas.microsoft.com/office/word/2018/wordml/cex" xmlns:w16cid="http://schemas.microsoft.com/office/word/2016/wordml/cid" xmlns:w16="http://schemas.microsoft.com/office/word/2018/wordml" xmlns:w16sdtdh="http://schemas.microsoft.com/office/word/2020/wordml/sdtdatahash" xmlns:w16se="http://schemas.microsoft.com/office/word/2015/wordml/symex" xmlns:wpg="http://schemas.microsoft.com/office/word/2010/wordprocessingGroup" xmlns:wpi="http://schemas.microsoft.com/office/word/2010/wordprocessingInk" xmlns:wne="http://schemas.microsoft.com/office/word/2006/wordml" xmlns:wps="http://schemas.microsoft.com/office/word/2010/wordprocessingShape" mc:Ignorable="w14 w15 w16se w16cid w16 w16cex w16sdtdh wp14">
   <w:endnote w:type="separator" w:id="-1">
     <w:p>
       <w:pPr>
@@ -2068,7 +2203,7 @@
 </file>
 
 <file path=word/footer1.xml><?xml version="1.0" encoding="utf-8"?>
-<w:ftr xmlns:wpc="http://schemas.microsoft.com/office/word/2010/wordprocessingCanvas" xmlns:cx="http://schemas.microsoft.com/office/drawing/2014/chartex" xmlns:cx1="http://schemas.microsoft.com/office/drawing/2015/9/8/chartex" xmlns:cx2="http://schemas.microsoft.com/office/drawing/2015/10/21/chartex" xmlns:cx3="http://schemas.microsoft.com/office/drawing/2016/5/9/chartex" xmlns:cx4="http://schemas.microsoft.com/office/drawing/2016/5/10/chartex" xmlns:cx5="http://schemas.microsoft.com/office/drawing/2016/5/11/chartex" xmlns:cx6="http://schemas.microsoft.com/office/drawing/2016/5/12/chartex" xmlns:cx7="http://schemas.microsoft.com/office/drawing/2016/5/13/chartex" xmlns:cx8="http://schemas.microsoft.com/office/drawing/2016/5/14/chartex" xmlns:mc="http://schemas.openxmlformats.org/markup-compatibility/2006" xmlns:aink="http://schemas.microsoft.com/office/drawing/2016/ink" xmlns:am3d="http://schemas.microsoft.com/office/drawing/2017/model3d" xmlns:o="urn:schemas-microsoft-com:office:office" xmlns:oel="http://schemas.microsoft.com/office/2019/extlst" xmlns:r="http://schemas.openxmlformats.org/officeDocument/2006/relationships" xmlns:m="http://schemas.openxmlformats.org/officeDocument/2006/math" xmlns:v="urn:schemas-microsoft-com:vml" xmlns:wp14="http://schemas.microsoft.com/office/word/2010/wordprocessingDrawing" xmlns:wp="http://schemas.openxmlformats.org/drawingml/2006/wordprocessingDrawing" xmlns:w10="urn:schemas-microsoft-com:office:word" xmlns:w="http://schemas.openxmlformats.org/wordprocessingml/2006/main" xmlns:w14="http://schemas.microsoft.com/office/word/2010/wordml" xmlns:w15="http://schemas.microsoft.com/office/word/2012/wordml" xmlns:w16cex="http://schemas.microsoft.com/office/word/2018/wordml/cex" xmlns:w16cid="http://schemas.microsoft.com/office/word/2016/wordml/cid" xmlns:w16="http://schemas.microsoft.com/office/word/2018/wordml" xmlns:w16du="http://schemas.microsoft.com/office/word/2023/wordml/word16du" xmlns:w16sdtdh="http://schemas.microsoft.com/office/word/2020/wordml/sdtdatahash" xmlns:w16sdtfl="http://schemas.microsoft.com/office/word/2024/wordml/sdtformatlock" xmlns:w16se="http://schemas.microsoft.com/office/word/2015/wordml/symex" xmlns:wpg="http://schemas.microsoft.com/office/word/2010/wordprocessingGroup" xmlns:wpi="http://schemas.microsoft.com/office/word/2010/wordprocessingInk" xmlns:wne="http://schemas.microsoft.com/office/word/2006/wordml" xmlns:wps="http://schemas.microsoft.com/office/word/2010/wordprocessingShape" mc:Ignorable="w14 w15 w16se w16cid w16 w16cex w16sdtdh w16sdtfl w16du wp14">
+<w:ftr xmlns:wpc="http://schemas.microsoft.com/office/word/2010/wordprocessingCanvas" xmlns:cx="http://schemas.microsoft.com/office/drawing/2014/chartex" xmlns:cx1="http://schemas.microsoft.com/office/drawing/2015/9/8/chartex" xmlns:cx2="http://schemas.microsoft.com/office/drawing/2015/10/21/chartex" xmlns:cx3="http://schemas.microsoft.com/office/drawing/2016/5/9/chartex" xmlns:cx4="http://schemas.microsoft.com/office/drawing/2016/5/10/chartex" xmlns:cx5="http://schemas.microsoft.com/office/drawing/2016/5/11/chartex" xmlns:cx6="http://schemas.microsoft.com/office/drawing/2016/5/12/chartex" xmlns:cx7="http://schemas.microsoft.com/office/drawing/2016/5/13/chartex" xmlns:cx8="http://schemas.microsoft.com/office/drawing/2016/5/14/chartex" xmlns:mc="http://schemas.openxmlformats.org/markup-compatibility/2006" xmlns:aink="http://schemas.microsoft.com/office/drawing/2016/ink" xmlns:am3d="http://schemas.microsoft.com/office/drawing/2017/model3d" xmlns:o="urn:schemas-microsoft-com:office:office" xmlns:oel="http://schemas.microsoft.com/office/2019/extlst" xmlns:r="http://schemas.openxmlformats.org/officeDocument/2006/relationships" xmlns:m="http://schemas.openxmlformats.org/officeDocument/2006/math" xmlns:v="urn:schemas-microsoft-com:vml" xmlns:wp14="http://schemas.microsoft.com/office/word/2010/wordprocessingDrawing" xmlns:wp="http://schemas.openxmlformats.org/drawingml/2006/wordprocessingDrawing" xmlns:w10="urn:schemas-microsoft-com:office:word" xmlns:w="http://schemas.openxmlformats.org/wordprocessingml/2006/main" xmlns:w14="http://schemas.microsoft.com/office/word/2010/wordml" xmlns:w15="http://schemas.microsoft.com/office/word/2012/wordml" xmlns:w16cex="http://schemas.microsoft.com/office/word/2018/wordml/cex" xmlns:w16cid="http://schemas.microsoft.com/office/word/2016/wordml/cid" xmlns:w16="http://schemas.microsoft.com/office/word/2018/wordml" xmlns:w16sdtdh="http://schemas.microsoft.com/office/word/2020/wordml/sdtdatahash" xmlns:w16se="http://schemas.microsoft.com/office/word/2015/wordml/symex" xmlns:wpg="http://schemas.microsoft.com/office/word/2010/wordprocessingGroup" xmlns:wpi="http://schemas.microsoft.com/office/word/2010/wordprocessingInk" xmlns:wne="http://schemas.microsoft.com/office/word/2006/wordml" xmlns:wps="http://schemas.microsoft.com/office/word/2010/wordprocessingShape" mc:Ignorable="w14 w15 w16se w16cid w16 w16cex w16sdtdh wp14">
   <w:p>
     <w:pPr>
       <w:pStyle w:val="Piedepgina"/>
@@ -2148,7 +2283,7 @@
 </file>
 
 <file path=word/footnotes.xml><?xml version="1.0" encoding="utf-8"?>
-<w:footnotes xmlns:wpc="http://schemas.microsoft.com/office/word/2010/wordprocessingCanvas" xmlns:cx="http://schemas.microsoft.com/office/drawing/2014/chartex" xmlns:cx1="http://schemas.microsoft.com/office/drawing/2015/9/8/chartex" xmlns:cx2="http://schemas.microsoft.com/office/drawing/2015/10/21/chartex" xmlns:cx3="http://schemas.microsoft.com/office/drawing/2016/5/9/chartex" xmlns:cx4="http://schemas.microsoft.com/office/drawing/2016/5/10/chartex" xmlns:cx5="http://schemas.microsoft.com/office/drawing/2016/5/11/chartex" xmlns:cx6="http://schemas.microsoft.com/office/drawing/2016/5/12/chartex" xmlns:cx7="http://schemas.microsoft.com/office/drawing/2016/5/13/chartex" xmlns:cx8="http://schemas.microsoft.com/office/drawing/2016/5/14/chartex" xmlns:mc="http://schemas.openxmlformats.org/markup-compatibility/2006" xmlns:aink="http://schemas.microsoft.com/office/drawing/2016/ink" xmlns:am3d="http://schemas.microsoft.com/office/drawing/2017/model3d" xmlns:o="urn:schemas-microsoft-com:office:office" xmlns:oel="http://schemas.microsoft.com/office/2019/extlst" xmlns:r="http://schemas.openxmlformats.org/officeDocument/2006/relationships" xmlns:m="http://schemas.openxmlformats.org/officeDocument/2006/math" xmlns:v="urn:schemas-microsoft-com:vml" xmlns:wp14="http://schemas.microsoft.com/office/word/2010/wordprocessingDrawing" xmlns:wp="http://schemas.openxmlformats.org/drawingml/2006/wordprocessingDrawing" xmlns:w10="urn:schemas-microsoft-com:office:word" xmlns:w="http://schemas.openxmlformats.org/wordprocessingml/2006/main" xmlns:w14="http://schemas.microsoft.com/office/word/2010/wordml" xmlns:w15="http://schemas.microsoft.com/office/word/2012/wordml" xmlns:w16cex="http://schemas.microsoft.com/office/word/2018/wordml/cex" xmlns:w16cid="http://schemas.microsoft.com/office/word/2016/wordml/cid" xmlns:w16="http://schemas.microsoft.com/office/word/2018/wordml" xmlns:w16du="http://schemas.microsoft.com/office/word/2023/wordml/word16du" xmlns:w16sdtdh="http://schemas.microsoft.com/office/word/2020/wordml/sdtdatahash" xmlns:w16sdtfl="http://schemas.microsoft.com/office/word/2024/wordml/sdtformatlock" xmlns:w16se="http://schemas.microsoft.com/office/word/2015/wordml/symex" xmlns:wpg="http://schemas.microsoft.com/office/word/2010/wordprocessingGroup" xmlns:wpi="http://schemas.microsoft.com/office/word/2010/wordprocessingInk" xmlns:wne="http://schemas.microsoft.com/office/word/2006/wordml" xmlns:wps="http://schemas.microsoft.com/office/word/2010/wordprocessingShape" mc:Ignorable="w14 w15 w16se w16cid w16 w16cex w16sdtdh w16sdtfl w16du wp14">
+<w:footnotes xmlns:wpc="http://schemas.microsoft.com/office/word/2010/wordprocessingCanvas" xmlns:cx="http://schemas.microsoft.com/office/drawing/2014/chartex" xmlns:cx1="http://schemas.microsoft.com/office/drawing/2015/9/8/chartex" xmlns:cx2="http://schemas.microsoft.com/office/drawing/2015/10/21/chartex" xmlns:cx3="http://schemas.microsoft.com/office/drawing/2016/5/9/chartex" xmlns:cx4="http://schemas.microsoft.com/office/drawing/2016/5/10/chartex" xmlns:cx5="http://schemas.microsoft.com/office/drawing/2016/5/11/chartex" xmlns:cx6="http://schemas.microsoft.com/office/drawing/2016/5/12/chartex" xmlns:cx7="http://schemas.microsoft.com/office/drawing/2016/5/13/chartex" xmlns:cx8="http://schemas.microsoft.com/office/drawing/2016/5/14/chartex" xmlns:mc="http://schemas.openxmlformats.org/markup-compatibility/2006" xmlns:aink="http://schemas.microsoft.com/office/drawing/2016/ink" xmlns:am3d="http://schemas.microsoft.com/office/drawing/2017/model3d" xmlns:o="urn:schemas-microsoft-com:office:office" xmlns:oel="http://schemas.microsoft.com/office/2019/extlst" xmlns:r="http://schemas.openxmlformats.org/officeDocument/2006/relationships" xmlns:m="http://schemas.openxmlformats.org/officeDocument/2006/math" xmlns:v="urn:schemas-microsoft-com:vml" xmlns:wp14="http://schemas.microsoft.com/office/word/2010/wordprocessingDrawing" xmlns:wp="http://schemas.openxmlformats.org/drawingml/2006/wordprocessingDrawing" xmlns:w10="urn:schemas-microsoft-com:office:word" xmlns:w="http://schemas.openxmlformats.org/wordprocessingml/2006/main" xmlns:w14="http://schemas.microsoft.com/office/word/2010/wordml" xmlns:w15="http://schemas.microsoft.com/office/word/2012/wordml" xmlns:w16cex="http://schemas.microsoft.com/office/word/2018/wordml/cex" xmlns:w16cid="http://schemas.microsoft.com/office/word/2016/wordml/cid" xmlns:w16="http://schemas.microsoft.com/office/word/2018/wordml" xmlns:w16sdtdh="http://schemas.microsoft.com/office/word/2020/wordml/sdtdatahash" xmlns:w16se="http://schemas.microsoft.com/office/word/2015/wordml/symex" xmlns:wpg="http://schemas.microsoft.com/office/word/2010/wordprocessingGroup" xmlns:wpi="http://schemas.microsoft.com/office/word/2010/wordprocessingInk" xmlns:wne="http://schemas.microsoft.com/office/word/2006/wordml" xmlns:wps="http://schemas.microsoft.com/office/word/2010/wordprocessingShape" mc:Ignorable="w14 w15 w16se w16cid w16 w16cex w16sdtdh wp14">
   <w:footnote w:type="separator" w:id="-1">
     <w:p>
       <w:pPr>
@@ -2173,7 +2308,7 @@
 </file>
 
 <file path=word/numbering.xml><?xml version="1.0" encoding="utf-8"?>
-<w:numbering xmlns:wpc="http://schemas.microsoft.com/office/word/2010/wordprocessingCanvas" xmlns:cx="http://schemas.microsoft.com/office/drawing/2014/chartex" xmlns:cx1="http://schemas.microsoft.com/office/drawing/2015/9/8/chartex" xmlns:cx2="http://schemas.microsoft.com/office/drawing/2015/10/21/chartex" xmlns:cx3="http://schemas.microsoft.com/office/drawing/2016/5/9/chartex" xmlns:cx4="http://schemas.microsoft.com/office/drawing/2016/5/10/chartex" xmlns:cx5="http://schemas.microsoft.com/office/drawing/2016/5/11/chartex" xmlns:cx6="http://schemas.microsoft.com/office/drawing/2016/5/12/chartex" xmlns:cx7="http://schemas.microsoft.com/office/drawing/2016/5/13/chartex" xmlns:cx8="http://schemas.microsoft.com/office/drawing/2016/5/14/chartex" xmlns:mc="http://schemas.openxmlformats.org/markup-compatibility/2006" xmlns:aink="http://schemas.microsoft.com/office/drawing/2016/ink" xmlns:am3d="http://schemas.microsoft.com/office/drawing/2017/model3d" xmlns:o="urn:schemas-microsoft-com:office:office" xmlns:oel="http://schemas.microsoft.com/office/2019/extlst" xmlns:r="http://schemas.openxmlformats.org/officeDocument/2006/relationships" xmlns:m="http://schemas.openxmlformats.org/officeDocument/2006/math" xmlns:v="urn:schemas-microsoft-com:vml" xmlns:wp14="http://schemas.microsoft.com/office/word/2010/wordprocessingDrawing" xmlns:wp="http://schemas.openxmlformats.org/drawingml/2006/wordprocessingDrawing" xmlns:w10="urn:schemas-microsoft-com:office:word" xmlns:w="http://schemas.openxmlformats.org/wordprocessingml/2006/main" xmlns:w14="http://schemas.microsoft.com/office/word/2010/wordml" xmlns:w15="http://schemas.microsoft.com/office/word/2012/wordml" xmlns:w16cex="http://schemas.microsoft.com/office/word/2018/wordml/cex" xmlns:w16cid="http://schemas.microsoft.com/office/word/2016/wordml/cid" xmlns:w16="http://schemas.microsoft.com/office/word/2018/wordml" xmlns:w16du="http://schemas.microsoft.com/office/word/2023/wordml/word16du" xmlns:w16sdtdh="http://schemas.microsoft.com/office/word/2020/wordml/sdtdatahash" xmlns:w16sdtfl="http://schemas.microsoft.com/office/word/2024/wordml/sdtformatlock" xmlns:w16se="http://schemas.microsoft.com/office/word/2015/wordml/symex" xmlns:wpg="http://schemas.microsoft.com/office/word/2010/wordprocessingGroup" xmlns:wpi="http://schemas.microsoft.com/office/word/2010/wordprocessingInk" xmlns:wne="http://schemas.microsoft.com/office/word/2006/wordml" xmlns:wps="http://schemas.microsoft.com/office/word/2010/wordprocessingShape" mc:Ignorable="w14 w15 w16se w16cid w16 w16cex w16sdtdh w16sdtfl w16du wp14">
+<w:numbering xmlns:wpc="http://schemas.microsoft.com/office/word/2010/wordprocessingCanvas" xmlns:cx="http://schemas.microsoft.com/office/drawing/2014/chartex" xmlns:cx1="http://schemas.microsoft.com/office/drawing/2015/9/8/chartex" xmlns:cx2="http://schemas.microsoft.com/office/drawing/2015/10/21/chartex" xmlns:cx3="http://schemas.microsoft.com/office/drawing/2016/5/9/chartex" xmlns:cx4="http://schemas.microsoft.com/office/drawing/2016/5/10/chartex" xmlns:cx5="http://schemas.microsoft.com/office/drawing/2016/5/11/chartex" xmlns:cx6="http://schemas.microsoft.com/office/drawing/2016/5/12/chartex" xmlns:cx7="http://schemas.microsoft.com/office/drawing/2016/5/13/chartex" xmlns:cx8="http://schemas.microsoft.com/office/drawing/2016/5/14/chartex" xmlns:mc="http://schemas.openxmlformats.org/markup-compatibility/2006" xmlns:aink="http://schemas.microsoft.com/office/drawing/2016/ink" xmlns:am3d="http://schemas.microsoft.com/office/drawing/2017/model3d" xmlns:o="urn:schemas-microsoft-com:office:office" xmlns:oel="http://schemas.microsoft.com/office/2019/extlst" xmlns:r="http://schemas.openxmlformats.org/officeDocument/2006/relationships" xmlns:m="http://schemas.openxmlformats.org/officeDocument/2006/math" xmlns:v="urn:schemas-microsoft-com:vml" xmlns:wp14="http://schemas.microsoft.com/office/word/2010/wordprocessingDrawing" xmlns:wp="http://schemas.openxmlformats.org/drawingml/2006/wordprocessingDrawing" xmlns:w10="urn:schemas-microsoft-com:office:word" xmlns:w="http://schemas.openxmlformats.org/wordprocessingml/2006/main" xmlns:w14="http://schemas.microsoft.com/office/word/2010/wordml" xmlns:w15="http://schemas.microsoft.com/office/word/2012/wordml" xmlns:w16cex="http://schemas.microsoft.com/office/word/2018/wordml/cex" xmlns:w16cid="http://schemas.microsoft.com/office/word/2016/wordml/cid" xmlns:w16="http://schemas.microsoft.com/office/word/2018/wordml" xmlns:w16sdtdh="http://schemas.microsoft.com/office/word/2020/wordml/sdtdatahash" xmlns:w16se="http://schemas.microsoft.com/office/word/2015/wordml/symex" xmlns:wpg="http://schemas.microsoft.com/office/word/2010/wordprocessingGroup" xmlns:wpi="http://schemas.microsoft.com/office/word/2010/wordprocessingInk" xmlns:wne="http://schemas.microsoft.com/office/word/2006/wordml" xmlns:wps="http://schemas.microsoft.com/office/word/2010/wordprocessingShape" mc:Ignorable="w14 w15 w16se w16cid w16 w16cex w16sdtdh wp14">
   <w:abstractNum w:abstractNumId="0" w15:restartNumberingAfterBreak="0">
     <w:nsid w:val="123356B9"/>
     <w:multiLevelType w:val="multilevel"/>
@@ -2731,7 +2866,7 @@
 </file>
 
 <file path=word/styles.xml><?xml version="1.0" encoding="utf-8"?>
-<w:styles xmlns:mc="http://schemas.openxmlformats.org/markup-compatibility/2006" xmlns:r="http://schemas.openxmlformats.org/officeDocument/2006/relationships" xmlns:w="http://schemas.openxmlformats.org/wordprocessingml/2006/main" xmlns:w14="http://schemas.microsoft.com/office/word/2010/wordml" xmlns:w15="http://schemas.microsoft.com/office/word/2012/wordml" xmlns:w16cex="http://schemas.microsoft.com/office/word/2018/wordml/cex" xmlns:w16cid="http://schemas.microsoft.com/office/word/2016/wordml/cid" xmlns:w16="http://schemas.microsoft.com/office/word/2018/wordml" xmlns:w16du="http://schemas.microsoft.com/office/word/2023/wordml/word16du" xmlns:w16sdtdh="http://schemas.microsoft.com/office/word/2020/wordml/sdtdatahash" xmlns:w16sdtfl="http://schemas.microsoft.com/office/word/2024/wordml/sdtformatlock" xmlns:w16se="http://schemas.microsoft.com/office/word/2015/wordml/symex" mc:Ignorable="w14 w15 w16se w16cid w16 w16cex w16sdtdh w16sdtfl w16du">
+<w:styles xmlns:mc="http://schemas.openxmlformats.org/markup-compatibility/2006" xmlns:r="http://schemas.openxmlformats.org/officeDocument/2006/relationships" xmlns:w="http://schemas.openxmlformats.org/wordprocessingml/2006/main" xmlns:w14="http://schemas.microsoft.com/office/word/2010/wordml" xmlns:w15="http://schemas.microsoft.com/office/word/2012/wordml" xmlns:w16cex="http://schemas.microsoft.com/office/word/2018/wordml/cex" xmlns:w16cid="http://schemas.microsoft.com/office/word/2016/wordml/cid" xmlns:w16="http://schemas.microsoft.com/office/word/2018/wordml" xmlns:w16sdtdh="http://schemas.microsoft.com/office/word/2020/wordml/sdtdatahash" xmlns:w16se="http://schemas.microsoft.com/office/word/2015/wordml/symex" mc:Ignorable="w14 w15 w16se w16cid w16 w16cex w16sdtdh">
   <w:docDefaults>
     <w:rPrDefault>
       <w:rPr>

--- a/Evaluaciones/T1/ESTDAT_INFORME_T1_PLANTILLA.docx
+++ b/Evaluaciones/T1/ESTDAT_INFORME_T1_PLANTILLA.docx
@@ -56,7 +56,7 @@
           <w:noProof/>
         </w:rPr>
         <w:drawing>
-          <wp:inline distT="0" distB="0" distL="0" distR="0" wp14:anchorId="76BF0F7E" wp14:editId="5C040520">
+          <wp:inline distT="0" distB="0" distL="0" distR="0" wp14:anchorId="76BF0F7E" wp14:editId="17EB9253">
             <wp:extent cx="1516841" cy="1584000"/>
             <wp:effectExtent l="0" t="0" r="7620" b="0"/>
             <wp:docPr id="1657098083" name="Imagen 1"/>
@@ -387,7 +387,7 @@
         <w:pStyle w:val="Ttulo1"/>
         <w:ind w:left="4536"/>
       </w:pPr>
-      <w:bookmarkStart w:id="0" w:name="_Toc227063887"/>
+      <w:bookmarkStart w:id="0" w:name="_Toc227138362"/>
       <w:r>
         <w:t>DEDICATORIA</w:t>
       </w:r>
@@ -433,7 +433,7 @@
       <w:pPr>
         <w:pStyle w:val="Ttulo1"/>
       </w:pPr>
-      <w:bookmarkStart w:id="1" w:name="_Toc227063888"/>
+      <w:bookmarkStart w:id="1" w:name="_Toc227138363"/>
       <w:r>
         <w:lastRenderedPageBreak/>
         <w:t>ÍNDICE GENERAL</w:t>
@@ -485,7 +485,7 @@
         <w:fldChar w:fldCharType="begin"/>
       </w:r>
       <w:r>
-        <w:instrText xml:space="preserve"> PAGEREF _Toc227063887 \h </w:instrText>
+        <w:instrText xml:space="preserve"> PAGEREF _Toc227138362 \h </w:instrText>
       </w:r>
       <w:r>
         <w:fldChar w:fldCharType="separate"/>
@@ -519,7 +519,7 @@
         <w:fldChar w:fldCharType="begin"/>
       </w:r>
       <w:r>
-        <w:instrText xml:space="preserve"> PAGEREF _Toc227063888 \h </w:instrText>
+        <w:instrText xml:space="preserve"> PAGEREF _Toc227138363 \h </w:instrText>
       </w:r>
       <w:r>
         <w:fldChar w:fldCharType="separate"/>
@@ -553,7 +553,7 @@
         <w:fldChar w:fldCharType="begin"/>
       </w:r>
       <w:r>
-        <w:instrText xml:space="preserve"> PAGEREF _Toc227063889 \h </w:instrText>
+        <w:instrText xml:space="preserve"> PAGEREF _Toc227138364 \h </w:instrText>
       </w:r>
       <w:r>
         <w:fldChar w:fldCharType="separate"/>
@@ -587,7 +587,7 @@
         <w:fldChar w:fldCharType="begin"/>
       </w:r>
       <w:r>
-        <w:instrText xml:space="preserve"> PAGEREF _Toc227063890 \h </w:instrText>
+        <w:instrText xml:space="preserve"> PAGEREF _Toc227138365 \h </w:instrText>
       </w:r>
       <w:r>
         <w:fldChar w:fldCharType="separate"/>
@@ -621,7 +621,7 @@
         <w:fldChar w:fldCharType="begin"/>
       </w:r>
       <w:r>
-        <w:instrText xml:space="preserve"> PAGEREF _Toc227063891 \h </w:instrText>
+        <w:instrText xml:space="preserve"> PAGEREF _Toc227138366 \h </w:instrText>
       </w:r>
       <w:r>
         <w:fldChar w:fldCharType="separate"/>
@@ -671,7 +671,7 @@
         <w:rPr>
           <w:noProof/>
         </w:rPr>
-        <w:instrText xml:space="preserve"> PAGEREF _Toc227063892 \h </w:instrText>
+        <w:instrText xml:space="preserve"> PAGEREF _Toc227138367 \h </w:instrText>
       </w:r>
       <w:r>
         <w:rPr>
@@ -735,7 +735,7 @@
         <w:rPr>
           <w:noProof/>
         </w:rPr>
-        <w:instrText xml:space="preserve"> PAGEREF _Toc227063893 \h </w:instrText>
+        <w:instrText xml:space="preserve"> PAGEREF _Toc227138368 \h </w:instrText>
       </w:r>
       <w:r>
         <w:rPr>
@@ -799,7 +799,7 @@
         <w:rPr>
           <w:noProof/>
         </w:rPr>
-        <w:instrText xml:space="preserve"> PAGEREF _Toc227063894 \h </w:instrText>
+        <w:instrText xml:space="preserve"> PAGEREF _Toc227138369 \h </w:instrText>
       </w:r>
       <w:r>
         <w:rPr>
@@ -847,7 +847,7 @@
         <w:fldChar w:fldCharType="begin"/>
       </w:r>
       <w:r>
-        <w:instrText xml:space="preserve"> PAGEREF _Toc227063895 \h </w:instrText>
+        <w:instrText xml:space="preserve"> PAGEREF _Toc227138370 \h </w:instrText>
       </w:r>
       <w:r>
         <w:fldChar w:fldCharType="separate"/>
@@ -897,7 +897,7 @@
         <w:rPr>
           <w:noProof/>
         </w:rPr>
-        <w:instrText xml:space="preserve"> PAGEREF _Toc227063896 \h </w:instrText>
+        <w:instrText xml:space="preserve"> PAGEREF _Toc227138371 \h </w:instrText>
       </w:r>
       <w:r>
         <w:rPr>
@@ -961,7 +961,7 @@
         <w:rPr>
           <w:noProof/>
         </w:rPr>
-        <w:instrText xml:space="preserve"> PAGEREF _Toc227063897 \h </w:instrText>
+        <w:instrText xml:space="preserve"> PAGEREF _Toc227138372 \h </w:instrText>
       </w:r>
       <w:r>
         <w:rPr>
@@ -1025,7 +1025,7 @@
         <w:rPr>
           <w:noProof/>
         </w:rPr>
-        <w:instrText xml:space="preserve"> PAGEREF _Toc227063898 \h </w:instrText>
+        <w:instrText xml:space="preserve"> PAGEREF _Toc227138373 \h </w:instrText>
       </w:r>
       <w:r>
         <w:rPr>
@@ -1089,7 +1089,7 @@
         <w:rPr>
           <w:noProof/>
         </w:rPr>
-        <w:instrText xml:space="preserve"> PAGEREF _Toc227063899 \h </w:instrText>
+        <w:instrText xml:space="preserve"> PAGEREF _Toc227138374 \h </w:instrText>
       </w:r>
       <w:r>
         <w:rPr>
@@ -1137,7 +1137,7 @@
         <w:fldChar w:fldCharType="begin"/>
       </w:r>
       <w:r>
-        <w:instrText xml:space="preserve"> PAGEREF _Toc227063900 \h </w:instrText>
+        <w:instrText xml:space="preserve"> PAGEREF _Toc227138375 \h </w:instrText>
       </w:r>
       <w:r>
         <w:fldChar w:fldCharType="separate"/>
@@ -1187,7 +1187,7 @@
         <w:rPr>
           <w:noProof/>
         </w:rPr>
-        <w:instrText xml:space="preserve"> PAGEREF _Toc227063901 \h </w:instrText>
+        <w:instrText xml:space="preserve"> PAGEREF _Toc227138376 \h </w:instrText>
       </w:r>
       <w:r>
         <w:rPr>
@@ -1251,7 +1251,7 @@
         <w:rPr>
           <w:noProof/>
         </w:rPr>
-        <w:instrText xml:space="preserve"> PAGEREF _Toc227063902 \h </w:instrText>
+        <w:instrText xml:space="preserve"> PAGEREF _Toc227138377 \h </w:instrText>
       </w:r>
       <w:r>
         <w:rPr>
@@ -1299,7 +1299,7 @@
         <w:fldChar w:fldCharType="begin"/>
       </w:r>
       <w:r>
-        <w:instrText xml:space="preserve"> PAGEREF _Toc227063903 \h </w:instrText>
+        <w:instrText xml:space="preserve"> PAGEREF _Toc227138378 \h </w:instrText>
       </w:r>
       <w:r>
         <w:fldChar w:fldCharType="separate"/>
@@ -1333,7 +1333,7 @@
         <w:fldChar w:fldCharType="begin"/>
       </w:r>
       <w:r>
-        <w:instrText xml:space="preserve"> PAGEREF _Toc227063904 \h </w:instrText>
+        <w:instrText xml:space="preserve"> PAGEREF _Toc227138379 \h </w:instrText>
       </w:r>
       <w:r>
         <w:fldChar w:fldCharType="separate"/>
@@ -1384,7 +1384,7 @@
         <w:rPr>
           <w:noProof/>
         </w:rPr>
-        <w:instrText xml:space="preserve"> PAGEREF _Toc227063905 \h </w:instrText>
+        <w:instrText xml:space="preserve"> PAGEREF _Toc227138380 \h </w:instrText>
       </w:r>
       <w:r>
         <w:rPr>
@@ -1449,7 +1449,7 @@
         <w:rPr>
           <w:noProof/>
         </w:rPr>
-        <w:instrText xml:space="preserve"> PAGEREF _Toc227063906 \h </w:instrText>
+        <w:instrText xml:space="preserve"> PAGEREF _Toc227138381 \h </w:instrText>
       </w:r>
       <w:r>
         <w:rPr>
@@ -1493,7 +1493,7 @@
       <w:pPr>
         <w:pStyle w:val="Ttulo1"/>
       </w:pPr>
-      <w:bookmarkStart w:id="2" w:name="_Toc227063889"/>
+      <w:bookmarkStart w:id="2" w:name="_Toc227138364"/>
       <w:r>
         <w:lastRenderedPageBreak/>
         <w:t>RESUMEN</w:t>
@@ -1521,7 +1521,7 @@
       <w:pPr>
         <w:pStyle w:val="Ttulo1"/>
       </w:pPr>
-      <w:bookmarkStart w:id="3" w:name="_Toc227063890"/>
+      <w:bookmarkStart w:id="3" w:name="_Toc227138365"/>
       <w:r>
         <w:lastRenderedPageBreak/>
         <w:t>I. INTRODUCCIÓN</w:t>
@@ -1529,6 +1529,11 @@
       <w:bookmarkEnd w:id="3"/>
     </w:p>
     <w:p>
+      <w:r>
+        <w:t>FDGFDGFF</w:t>
+      </w:r>
+    </w:p>
+    <w:p>
       <w:pPr>
         <w:spacing w:after="160" w:line="259" w:lineRule="auto"/>
         <w:jc w:val="left"/>
@@ -1536,12 +1541,6 @@
     </w:p>
     <w:p>
       <w:pPr>
-        <w:spacing w:after="160" w:line="259" w:lineRule="auto"/>
-        <w:jc w:val="left"/>
-      </w:pPr>
-    </w:p>
-    <w:p>
-      <w:pPr>
         <w:spacing w:before="0" w:after="160" w:line="259" w:lineRule="auto"/>
         <w:jc w:val="left"/>
       </w:pPr>
@@ -1553,7 +1552,7 @@
       <w:pPr>
         <w:pStyle w:val="Ttulo1"/>
       </w:pPr>
-      <w:bookmarkStart w:id="4" w:name="_Toc227063891"/>
+      <w:bookmarkStart w:id="4" w:name="_Toc227138366"/>
       <w:r>
         <w:lastRenderedPageBreak/>
         <w:t>I</w:t>
@@ -1573,7 +1572,7 @@
       <w:pPr>
         <w:pStyle w:val="Ttulo2"/>
       </w:pPr>
-      <w:bookmarkStart w:id="5" w:name="_Toc227063892"/>
+      <w:bookmarkStart w:id="5" w:name="_Toc227138367"/>
       <w:r>
         <w:t>2</w:t>
       </w:r>
@@ -1589,7 +1588,7 @@
       <w:pPr>
         <w:pStyle w:val="Ttulo2"/>
       </w:pPr>
-      <w:bookmarkStart w:id="6" w:name="_Toc227063893"/>
+      <w:bookmarkStart w:id="6" w:name="_Toc227138368"/>
       <w:r>
         <w:t>2</w:t>
       </w:r>
@@ -1604,7 +1603,7 @@
       <w:pPr>
         <w:pStyle w:val="Ttulo2"/>
       </w:pPr>
-      <w:bookmarkStart w:id="7" w:name="_Toc227063894"/>
+      <w:bookmarkStart w:id="7" w:name="_Toc227138369"/>
       <w:r>
         <w:t>2</w:t>
       </w:r>
@@ -1629,7 +1628,7 @@
       <w:pPr>
         <w:pStyle w:val="Ttulo1"/>
       </w:pPr>
-      <w:bookmarkStart w:id="8" w:name="_Toc227063895"/>
+      <w:bookmarkStart w:id="8" w:name="_Toc227138370"/>
       <w:r>
         <w:lastRenderedPageBreak/>
         <w:t>II</w:t>
@@ -1646,7 +1645,7 @@
       <w:pPr>
         <w:pStyle w:val="Ttulo2"/>
       </w:pPr>
-      <w:bookmarkStart w:id="9" w:name="_Toc227063896"/>
+      <w:bookmarkStart w:id="9" w:name="_Toc227138371"/>
       <w:r>
         <w:t>3</w:t>
       </w:r>
@@ -1662,7 +1661,7 @@
       <w:pPr>
         <w:pStyle w:val="Ttulo2"/>
       </w:pPr>
-      <w:bookmarkStart w:id="10" w:name="_Toc227063897"/>
+      <w:bookmarkStart w:id="10" w:name="_Toc227138372"/>
       <w:r>
         <w:t>3</w:t>
       </w:r>
@@ -1678,7 +1677,7 @@
       <w:pPr>
         <w:pStyle w:val="Ttulo2"/>
       </w:pPr>
-      <w:bookmarkStart w:id="11" w:name="_Toc227063898"/>
+      <w:bookmarkStart w:id="11" w:name="_Toc227138373"/>
       <w:r>
         <w:t>3</w:t>
       </w:r>
@@ -1693,7 +1692,7 @@
       <w:pPr>
         <w:pStyle w:val="Ttulo2"/>
       </w:pPr>
-      <w:bookmarkStart w:id="12" w:name="_Toc227063899"/>
+      <w:bookmarkStart w:id="12" w:name="_Toc227138374"/>
       <w:r>
         <w:t>3</w:t>
       </w:r>
@@ -1701,90 +1700,947 @@
         <w:t>.4. SOLUCIÓN</w:t>
       </w:r>
       <w:bookmarkEnd w:id="12"/>
+    </w:p>
+    <w:p>
+      <w:r>
+        <w:t>Ejemplo de código:</w:t>
+      </w:r>
+    </w:p>
+    <w:p>
+      <w:pPr>
+        <w:pStyle w:val="NormalScript"/>
+      </w:pPr>
+    </w:p>
+    <w:p>
+      <w:pPr>
+        <w:pStyle w:val="NormalScript"/>
+      </w:pPr>
+      <w:proofErr w:type="spellStart"/>
+      <w:r>
+        <w:t>using</w:t>
+      </w:r>
+      <w:proofErr w:type="spellEnd"/>
+      <w:r>
+        <w:t xml:space="preserve"> </w:t>
+      </w:r>
+      <w:proofErr w:type="spellStart"/>
+      <w:r>
+        <w:t>System</w:t>
+      </w:r>
+      <w:proofErr w:type="spellEnd"/>
+      <w:r>
+        <w:t>;</w:t>
+      </w:r>
+    </w:p>
+    <w:p>
+      <w:pPr>
+        <w:pStyle w:val="NormalScript"/>
+        <w:rPr>
+          <w:lang w:val="en-US"/>
+        </w:rPr>
+      </w:pPr>
+      <w:r>
+        <w:rPr>
+          <w:lang w:val="en-US"/>
+        </w:rPr>
+        <w:t xml:space="preserve">using </w:t>
+      </w:r>
+      <w:proofErr w:type="spellStart"/>
+      <w:proofErr w:type="gramStart"/>
+      <w:r>
+        <w:rPr>
+          <w:lang w:val="en-US"/>
+        </w:rPr>
+        <w:t>System.Collections.Generic</w:t>
+      </w:r>
+      <w:proofErr w:type="spellEnd"/>
+      <w:proofErr w:type="gramEnd"/>
+      <w:r>
+        <w:rPr>
+          <w:lang w:val="en-US"/>
+        </w:rPr>
+        <w:t>;</w:t>
+      </w:r>
+    </w:p>
+    <w:p>
+      <w:pPr>
+        <w:pStyle w:val="NormalScript"/>
+        <w:rPr>
+          <w:lang w:val="en-US"/>
+        </w:rPr>
+      </w:pPr>
+      <w:r>
+        <w:rPr>
+          <w:lang w:val="en-US"/>
+        </w:rPr>
+        <w:t xml:space="preserve">using </w:t>
+      </w:r>
+      <w:proofErr w:type="spellStart"/>
+      <w:r>
+        <w:rPr>
+          <w:lang w:val="en-US"/>
+        </w:rPr>
+        <w:t>System.Linq</w:t>
+      </w:r>
+      <w:proofErr w:type="spellEnd"/>
+      <w:r>
+        <w:rPr>
+          <w:lang w:val="en-US"/>
+        </w:rPr>
+        <w:t>;</w:t>
+      </w:r>
+    </w:p>
+    <w:p>
+      <w:pPr>
+        <w:pStyle w:val="NormalScript"/>
+        <w:rPr>
+          <w:lang w:val="en-US"/>
+        </w:rPr>
+      </w:pPr>
+      <w:r>
+        <w:rPr>
+          <w:lang w:val="en-US"/>
+        </w:rPr>
+        <w:t xml:space="preserve">using </w:t>
+      </w:r>
+      <w:proofErr w:type="spellStart"/>
+      <w:r>
+        <w:rPr>
+          <w:lang w:val="en-US"/>
+        </w:rPr>
+        <w:t>System.Text</w:t>
+      </w:r>
+      <w:proofErr w:type="spellEnd"/>
+      <w:r>
+        <w:rPr>
+          <w:lang w:val="en-US"/>
+        </w:rPr>
+        <w:t>;</w:t>
+      </w:r>
+    </w:p>
+    <w:p>
+      <w:pPr>
+        <w:pStyle w:val="NormalScript"/>
+        <w:rPr>
+          <w:lang w:val="en-US"/>
+        </w:rPr>
+      </w:pPr>
+      <w:r>
+        <w:rPr>
+          <w:lang w:val="en-US"/>
+        </w:rPr>
+        <w:t xml:space="preserve">using </w:t>
+      </w:r>
+      <w:proofErr w:type="spellStart"/>
+      <w:proofErr w:type="gramStart"/>
+      <w:r>
+        <w:rPr>
+          <w:lang w:val="en-US"/>
+        </w:rPr>
+        <w:t>System.Threading.Tasks</w:t>
+      </w:r>
+      <w:proofErr w:type="spellEnd"/>
+      <w:proofErr w:type="gramEnd"/>
+      <w:r>
+        <w:rPr>
+          <w:lang w:val="en-US"/>
+        </w:rPr>
+        <w:t>;</w:t>
+      </w:r>
+    </w:p>
+    <w:p>
+      <w:pPr>
+        <w:pStyle w:val="NormalScript"/>
+        <w:rPr>
+          <w:lang w:val="en-US"/>
+        </w:rPr>
+      </w:pPr>
+    </w:p>
+    <w:p>
+      <w:pPr>
+        <w:pStyle w:val="NormalScript"/>
+        <w:rPr>
+          <w:lang w:val="en-US"/>
+        </w:rPr>
+      </w:pPr>
+      <w:r>
+        <w:rPr>
+          <w:lang w:val="en-US"/>
+        </w:rPr>
+        <w:t xml:space="preserve">namespace </w:t>
+      </w:r>
+      <w:proofErr w:type="spellStart"/>
+      <w:r>
+        <w:rPr>
+          <w:lang w:val="en-US"/>
+        </w:rPr>
+        <w:t>EjemploListaDoble</w:t>
+      </w:r>
+      <w:proofErr w:type="spellEnd"/>
+    </w:p>
+    <w:p>
+      <w:pPr>
+        <w:pStyle w:val="NormalScript"/>
+      </w:pPr>
+      <w:r>
+        <w:t>{</w:t>
+      </w:r>
+    </w:p>
+    <w:p>
+      <w:pPr>
+        <w:pStyle w:val="NormalScript"/>
+      </w:pPr>
+      <w:r>
+        <w:t xml:space="preserve">    </w:t>
+      </w:r>
+      <w:proofErr w:type="spellStart"/>
+      <w:r>
+        <w:t>internal</w:t>
+      </w:r>
+      <w:proofErr w:type="spellEnd"/>
+      <w:r>
+        <w:t xml:space="preserve"> </w:t>
+      </w:r>
+      <w:proofErr w:type="spellStart"/>
+      <w:r>
+        <w:t>class</w:t>
+      </w:r>
+      <w:proofErr w:type="spellEnd"/>
+      <w:r>
+        <w:t xml:space="preserve"> </w:t>
+      </w:r>
+      <w:proofErr w:type="spellStart"/>
+      <w:r>
+        <w:t>ListaDoble</w:t>
+      </w:r>
+      <w:proofErr w:type="spellEnd"/>
+    </w:p>
+    <w:p>
+      <w:pPr>
+        <w:pStyle w:val="NormalScript"/>
+      </w:pPr>
+      <w:r>
+        <w:t xml:space="preserve">    {</w:t>
+      </w:r>
+    </w:p>
+    <w:p>
+      <w:pPr>
+        <w:pStyle w:val="NormalScript"/>
+      </w:pPr>
+    </w:p>
+    <w:p>
+      <w:pPr>
+        <w:pStyle w:val="NormalScript"/>
+      </w:pPr>
+      <w:r>
+        <w:t xml:space="preserve">        </w:t>
+      </w:r>
+      <w:proofErr w:type="spellStart"/>
+      <w:r>
+        <w:t>private</w:t>
+      </w:r>
+      <w:proofErr w:type="spellEnd"/>
+      <w:r>
+        <w:t xml:space="preserve"> </w:t>
+      </w:r>
+      <w:proofErr w:type="spellStart"/>
+      <w:r>
+        <w:t>NodoDoble</w:t>
+      </w:r>
+      <w:proofErr w:type="spellEnd"/>
+      <w:r>
+        <w:t xml:space="preserve"> Cabeza;</w:t>
+      </w:r>
+    </w:p>
+    <w:p>
+      <w:pPr>
+        <w:pStyle w:val="NormalScript"/>
+      </w:pPr>
+      <w:r>
+        <w:t xml:space="preserve">        </w:t>
+      </w:r>
+      <w:proofErr w:type="spellStart"/>
+      <w:r>
+        <w:t>private</w:t>
+      </w:r>
+      <w:proofErr w:type="spellEnd"/>
+      <w:r>
+        <w:t xml:space="preserve"> </w:t>
+      </w:r>
+      <w:proofErr w:type="spellStart"/>
+      <w:r>
+        <w:t>NodoDoble</w:t>
+      </w:r>
+      <w:proofErr w:type="spellEnd"/>
+      <w:r>
+        <w:t xml:space="preserve"> Cola;</w:t>
+      </w:r>
+    </w:p>
+    <w:p>
+      <w:pPr>
+        <w:pStyle w:val="NormalScript"/>
+      </w:pPr>
+    </w:p>
+    <w:p>
+      <w:pPr>
+        <w:pStyle w:val="NormalScript"/>
+      </w:pPr>
+      <w:r>
+        <w:t xml:space="preserve">        </w:t>
+      </w:r>
+      <w:proofErr w:type="spellStart"/>
+      <w:r>
+        <w:t>public</w:t>
+      </w:r>
+      <w:proofErr w:type="spellEnd"/>
+      <w:r>
+        <w:t xml:space="preserve"> </w:t>
+      </w:r>
+      <w:proofErr w:type="spellStart"/>
+      <w:proofErr w:type="gramStart"/>
+      <w:r>
+        <w:t>ListaDoble</w:t>
+      </w:r>
+      <w:proofErr w:type="spellEnd"/>
+      <w:r>
+        <w:t>(</w:t>
+      </w:r>
+      <w:proofErr w:type="gramEnd"/>
+      <w:r>
+        <w:t>)</w:t>
+      </w:r>
+    </w:p>
+    <w:p>
+      <w:pPr>
+        <w:pStyle w:val="NormalScript"/>
+      </w:pPr>
+      <w:r>
+        <w:t xml:space="preserve">        {</w:t>
+      </w:r>
+    </w:p>
+    <w:p>
+      <w:pPr>
+        <w:pStyle w:val="NormalScript"/>
+      </w:pPr>
+      <w:r>
+        <w:t xml:space="preserve">            Cabeza = </w:t>
+      </w:r>
+      <w:proofErr w:type="spellStart"/>
+      <w:r>
+        <w:t>null</w:t>
+      </w:r>
+      <w:proofErr w:type="spellEnd"/>
+      <w:r>
+        <w:t>;</w:t>
+      </w:r>
+    </w:p>
+    <w:p>
+      <w:pPr>
+        <w:pStyle w:val="NormalScript"/>
+      </w:pPr>
+      <w:r>
+        <w:t xml:space="preserve">            Cola = </w:t>
+      </w:r>
+      <w:proofErr w:type="spellStart"/>
+      <w:r>
+        <w:t>null</w:t>
+      </w:r>
+      <w:proofErr w:type="spellEnd"/>
+      <w:r>
+        <w:t>;</w:t>
+      </w:r>
+    </w:p>
+    <w:p>
+      <w:pPr>
+        <w:pStyle w:val="NormalScript"/>
+      </w:pPr>
+      <w:r>
+        <w:t xml:space="preserve">        }</w:t>
+      </w:r>
+    </w:p>
+    <w:p>
+      <w:pPr>
+        <w:pStyle w:val="NormalScript"/>
+      </w:pPr>
+    </w:p>
+    <w:p>
+      <w:pPr>
+        <w:pStyle w:val="NormalScript"/>
+      </w:pPr>
+    </w:p>
+    <w:p>
+      <w:pPr>
+        <w:pStyle w:val="NormalScript"/>
+      </w:pPr>
+      <w:r>
+        <w:t xml:space="preserve">        // Insertar al final </w:t>
+      </w:r>
+      <w:proofErr w:type="gramStart"/>
+      <w:r>
+        <w:t>O(</w:t>
+      </w:r>
+      <w:proofErr w:type="gramEnd"/>
+      <w:r>
+        <w:t>1)</w:t>
+      </w:r>
+    </w:p>
+    <w:p>
+      <w:pPr>
+        <w:pStyle w:val="NormalScript"/>
+      </w:pPr>
+      <w:r>
+        <w:t xml:space="preserve">        </w:t>
+      </w:r>
+      <w:proofErr w:type="spellStart"/>
+      <w:r>
+        <w:t>public</w:t>
+      </w:r>
+      <w:proofErr w:type="spellEnd"/>
+      <w:r>
+        <w:t xml:space="preserve"> </w:t>
+      </w:r>
+      <w:proofErr w:type="spellStart"/>
+      <w:r>
+        <w:t>void</w:t>
+      </w:r>
+      <w:proofErr w:type="spellEnd"/>
+      <w:r>
+        <w:t xml:space="preserve"> </w:t>
+      </w:r>
+      <w:proofErr w:type="spellStart"/>
+      <w:proofErr w:type="gramStart"/>
+      <w:r>
+        <w:t>InsertarAlFinal</w:t>
+      </w:r>
+      <w:proofErr w:type="spellEnd"/>
+      <w:r>
+        <w:t>(</w:t>
+      </w:r>
+      <w:proofErr w:type="gramEnd"/>
+      <w:r>
+        <w:t>Producto dato)</w:t>
+      </w:r>
+    </w:p>
+    <w:p>
+      <w:pPr>
+        <w:pStyle w:val="NormalScript"/>
+      </w:pPr>
+      <w:r>
+        <w:t xml:space="preserve">        {</w:t>
+      </w:r>
+    </w:p>
+    <w:p>
+      <w:pPr>
+        <w:pStyle w:val="NormalScript"/>
+      </w:pPr>
+      <w:r>
+        <w:t xml:space="preserve">            </w:t>
+      </w:r>
+      <w:proofErr w:type="spellStart"/>
+      <w:r>
+        <w:t>var</w:t>
+      </w:r>
+      <w:proofErr w:type="spellEnd"/>
+      <w:r>
+        <w:t xml:space="preserve"> nuevo = new </w:t>
+      </w:r>
+      <w:proofErr w:type="spellStart"/>
+      <w:r>
+        <w:t>NodoDoble</w:t>
+      </w:r>
+      <w:proofErr w:type="spellEnd"/>
+      <w:r>
+        <w:t>(dato);</w:t>
+      </w:r>
+    </w:p>
+    <w:p>
+      <w:pPr>
+        <w:pStyle w:val="NormalScript"/>
+      </w:pPr>
+      <w:r>
+        <w:t xml:space="preserve">            </w:t>
+      </w:r>
+      <w:proofErr w:type="spellStart"/>
+      <w:r>
+        <w:t>if</w:t>
+      </w:r>
+      <w:proofErr w:type="spellEnd"/>
+      <w:r>
+        <w:t xml:space="preserve"> (Cabeza == </w:t>
+      </w:r>
+      <w:proofErr w:type="spellStart"/>
+      <w:r>
+        <w:t>null</w:t>
+      </w:r>
+      <w:proofErr w:type="spellEnd"/>
+      <w:r>
+        <w:t xml:space="preserve">) { </w:t>
+      </w:r>
+    </w:p>
+    <w:p>
+      <w:pPr>
+        <w:pStyle w:val="NormalScript"/>
+      </w:pPr>
+      <w:r>
+        <w:t xml:space="preserve">                Cabeza = Cola = nuevo; </w:t>
+      </w:r>
+    </w:p>
+    <w:p>
+      <w:pPr>
+        <w:pStyle w:val="NormalScript"/>
+      </w:pPr>
+      <w:r>
+        <w:t xml:space="preserve">                </w:t>
+      </w:r>
+      <w:proofErr w:type="spellStart"/>
+      <w:r>
+        <w:t>return</w:t>
+      </w:r>
+      <w:proofErr w:type="spellEnd"/>
+      <w:r>
+        <w:t xml:space="preserve">; </w:t>
+      </w:r>
+    </w:p>
+    <w:p>
+      <w:pPr>
+        <w:pStyle w:val="NormalScript"/>
+      </w:pPr>
+      <w:r>
+        <w:t xml:space="preserve">            }</w:t>
+      </w:r>
+    </w:p>
+    <w:p>
+      <w:pPr>
+        <w:pStyle w:val="NormalScript"/>
+      </w:pPr>
+      <w:r>
+        <w:t xml:space="preserve">            </w:t>
+      </w:r>
+      <w:proofErr w:type="spellStart"/>
+      <w:proofErr w:type="gramStart"/>
+      <w:r>
+        <w:t>nuevo.Anterior</w:t>
+      </w:r>
+      <w:proofErr w:type="spellEnd"/>
+      <w:proofErr w:type="gramEnd"/>
+      <w:r>
+        <w:t xml:space="preserve"> = Cola;</w:t>
+      </w:r>
+    </w:p>
+    <w:p>
+      <w:pPr>
+        <w:pStyle w:val="NormalScript"/>
+      </w:pPr>
+      <w:r>
+        <w:t xml:space="preserve">            </w:t>
+      </w:r>
+      <w:proofErr w:type="spellStart"/>
+      <w:r>
+        <w:t>Cola.Siguiente</w:t>
+      </w:r>
+      <w:proofErr w:type="spellEnd"/>
+      <w:r>
+        <w:t xml:space="preserve"> = nuevo;</w:t>
+      </w:r>
+    </w:p>
+    <w:p>
+      <w:pPr>
+        <w:pStyle w:val="NormalScript"/>
+      </w:pPr>
+      <w:r>
+        <w:t xml:space="preserve">            Cola = nuevo;</w:t>
+      </w:r>
+    </w:p>
+    <w:p>
+      <w:pPr>
+        <w:pStyle w:val="NormalScript"/>
+      </w:pPr>
+      <w:r>
+        <w:t xml:space="preserve">        }</w:t>
+      </w:r>
+    </w:p>
+    <w:p>
+      <w:pPr>
+        <w:pStyle w:val="NormalScript"/>
+      </w:pPr>
+    </w:p>
+    <w:p>
+      <w:pPr>
+        <w:pStyle w:val="NormalScript"/>
+      </w:pPr>
+      <w:r>
+        <w:t xml:space="preserve">        // Recorrer hacia adelante O(n)</w:t>
+      </w:r>
+    </w:p>
+    <w:p>
+      <w:pPr>
+        <w:pStyle w:val="NormalScript"/>
+      </w:pPr>
+      <w:r>
+        <w:t xml:space="preserve">        </w:t>
+      </w:r>
+      <w:proofErr w:type="spellStart"/>
+      <w:r>
+        <w:t>public</w:t>
+      </w:r>
+      <w:proofErr w:type="spellEnd"/>
+      <w:r>
+        <w:t xml:space="preserve"> </w:t>
+      </w:r>
+      <w:proofErr w:type="spellStart"/>
+      <w:r>
+        <w:t>void</w:t>
+      </w:r>
+      <w:proofErr w:type="spellEnd"/>
+      <w:r>
+        <w:t xml:space="preserve"> </w:t>
+      </w:r>
+      <w:proofErr w:type="spellStart"/>
+      <w:proofErr w:type="gramStart"/>
+      <w:r>
+        <w:t>MostrarAdelante</w:t>
+      </w:r>
+      <w:proofErr w:type="spellEnd"/>
+      <w:r>
+        <w:t>(</w:t>
+      </w:r>
+      <w:proofErr w:type="gramEnd"/>
+      <w:r>
+        <w:t>)</w:t>
+      </w:r>
+    </w:p>
+    <w:p>
+      <w:pPr>
+        <w:pStyle w:val="NormalScript"/>
+      </w:pPr>
+      <w:r>
+        <w:t xml:space="preserve">        {</w:t>
+      </w:r>
+    </w:p>
+    <w:p>
+      <w:pPr>
+        <w:pStyle w:val="NormalScript"/>
+      </w:pPr>
+      <w:r>
+        <w:t xml:space="preserve">            </w:t>
+      </w:r>
+      <w:proofErr w:type="spellStart"/>
+      <w:r>
+        <w:t>if</w:t>
+      </w:r>
+      <w:proofErr w:type="spellEnd"/>
+      <w:r>
+        <w:t xml:space="preserve"> (Cabeza == </w:t>
+      </w:r>
+      <w:proofErr w:type="spellStart"/>
+      <w:r>
+        <w:t>null</w:t>
+      </w:r>
+      <w:proofErr w:type="spellEnd"/>
+      <w:r>
+        <w:t>)</w:t>
+      </w:r>
+    </w:p>
+    <w:p>
+      <w:pPr>
+        <w:pStyle w:val="NormalScript"/>
+      </w:pPr>
+      <w:r>
+        <w:t xml:space="preserve">            {</w:t>
+      </w:r>
+    </w:p>
+    <w:p>
+      <w:pPr>
+        <w:pStyle w:val="NormalScript"/>
+      </w:pPr>
+      <w:r>
+        <w:t xml:space="preserve">                </w:t>
+      </w:r>
+      <w:proofErr w:type="spellStart"/>
+      <w:r>
+        <w:t>Console.Write</w:t>
+      </w:r>
+      <w:proofErr w:type="spellEnd"/>
+      <w:r>
+        <w:t xml:space="preserve">("Lista esta </w:t>
+      </w:r>
+      <w:proofErr w:type="spellStart"/>
+      <w:proofErr w:type="gramStart"/>
+      <w:r>
+        <w:t>vacia</w:t>
+      </w:r>
+      <w:proofErr w:type="spellEnd"/>
+      <w:r>
+        <w:t>.\n\n</w:t>
+      </w:r>
+      <w:proofErr w:type="gramEnd"/>
+      <w:r>
+        <w:t>");</w:t>
+      </w:r>
+    </w:p>
+    <w:p>
+      <w:pPr>
+        <w:pStyle w:val="NormalScript"/>
+      </w:pPr>
+      <w:r>
+        <w:t xml:space="preserve">                </w:t>
+      </w:r>
+      <w:proofErr w:type="spellStart"/>
+      <w:r>
+        <w:t>return</w:t>
+      </w:r>
+      <w:proofErr w:type="spellEnd"/>
+      <w:r>
+        <w:t>;</w:t>
+      </w:r>
+    </w:p>
+    <w:p>
+      <w:pPr>
+        <w:pStyle w:val="NormalScript"/>
+      </w:pPr>
+      <w:r>
+        <w:t xml:space="preserve">            }</w:t>
+      </w:r>
+    </w:p>
+    <w:p>
+      <w:pPr>
+        <w:pStyle w:val="NormalScript"/>
+      </w:pPr>
+      <w:r>
+        <w:t xml:space="preserve">            </w:t>
+      </w:r>
+      <w:proofErr w:type="spellStart"/>
+      <w:r>
+        <w:t>var</w:t>
+      </w:r>
+      <w:proofErr w:type="spellEnd"/>
+      <w:r>
+        <w:t xml:space="preserve"> actual = Cabeza;</w:t>
+      </w:r>
+    </w:p>
+    <w:p>
+      <w:pPr>
+        <w:pStyle w:val="NormalScript"/>
+      </w:pPr>
+      <w:r>
+        <w:t xml:space="preserve">            </w:t>
+      </w:r>
+      <w:proofErr w:type="spellStart"/>
+      <w:r>
+        <w:t>while</w:t>
+      </w:r>
+      <w:proofErr w:type="spellEnd"/>
+      <w:r>
+        <w:t xml:space="preserve"> (</w:t>
+      </w:r>
+      <w:proofErr w:type="gramStart"/>
+      <w:r>
+        <w:t>actual !</w:t>
+      </w:r>
+      <w:proofErr w:type="gramEnd"/>
+      <w:r>
+        <w:t xml:space="preserve">= </w:t>
+      </w:r>
+      <w:proofErr w:type="spellStart"/>
+      <w:r>
+        <w:t>null</w:t>
+      </w:r>
+      <w:proofErr w:type="spellEnd"/>
+      <w:r>
+        <w:t>)</w:t>
+      </w:r>
+    </w:p>
+    <w:p>
+      <w:pPr>
+        <w:pStyle w:val="NormalScript"/>
+      </w:pPr>
+      <w:r>
+        <w:t xml:space="preserve">            {</w:t>
+      </w:r>
+    </w:p>
+    <w:p>
+      <w:pPr>
+        <w:pStyle w:val="NormalScript"/>
+      </w:pPr>
+      <w:r>
+        <w:t xml:space="preserve">                </w:t>
+      </w:r>
+      <w:proofErr w:type="spellStart"/>
+      <w:r>
+        <w:t>Console.Write</w:t>
+      </w:r>
+      <w:proofErr w:type="spellEnd"/>
+      <w:r>
+        <w:t>($"{</w:t>
+      </w:r>
+      <w:proofErr w:type="spellStart"/>
+      <w:proofErr w:type="gramStart"/>
+      <w:r>
+        <w:t>actual.Dato</w:t>
+      </w:r>
+      <w:proofErr w:type="spellEnd"/>
+      <w:proofErr w:type="gramEnd"/>
+      <w:r>
+        <w:t>} -&gt; ");</w:t>
+      </w:r>
+    </w:p>
+    <w:p>
+      <w:pPr>
+        <w:pStyle w:val="NormalScript"/>
+      </w:pPr>
+      <w:r>
+        <w:t xml:space="preserve">                actual = </w:t>
+      </w:r>
+      <w:proofErr w:type="spellStart"/>
+      <w:proofErr w:type="gramStart"/>
+      <w:r>
+        <w:t>actual.Siguiente</w:t>
+      </w:r>
+      <w:proofErr w:type="spellEnd"/>
+      <w:proofErr w:type="gramEnd"/>
+      <w:r>
+        <w:t>;</w:t>
+      </w:r>
+    </w:p>
+    <w:p>
+      <w:pPr>
+        <w:pStyle w:val="NormalScript"/>
+      </w:pPr>
+      <w:r>
+        <w:t xml:space="preserve">            }</w:t>
+      </w:r>
+    </w:p>
+    <w:p>
+      <w:pPr>
+        <w:pStyle w:val="NormalScript"/>
+      </w:pPr>
+      <w:r>
+        <w:t xml:space="preserve">            </w:t>
+      </w:r>
+      <w:proofErr w:type="spellStart"/>
+      <w:r>
+        <w:t>Console.WriteLine</w:t>
+      </w:r>
+      <w:proofErr w:type="spellEnd"/>
+      <w:r>
+        <w:t>("NULL\n\n");</w:t>
+      </w:r>
+    </w:p>
+    <w:p>
+      <w:pPr>
+        <w:pStyle w:val="NormalScript"/>
+      </w:pPr>
+      <w:r>
+        <w:t xml:space="preserve">        }</w:t>
+      </w:r>
+    </w:p>
+    <w:p>
+      <w:pPr>
+        <w:pStyle w:val="NormalScript"/>
+      </w:pPr>
+    </w:p>
+    <w:p>
+      <w:pPr>
+        <w:pStyle w:val="NormalScript"/>
+      </w:pPr>
+      <w:r>
+        <w:t xml:space="preserve">    }</w:t>
+      </w:r>
+    </w:p>
+    <w:p>
+      <w:pPr>
+        <w:pStyle w:val="NormalScript"/>
+      </w:pPr>
+      <w:r>
+        <w:t>}</w:t>
+      </w:r>
+    </w:p>
+    <w:p>
+      <w:pPr>
+        <w:pStyle w:val="NormalScript"/>
+      </w:pPr>
+    </w:p>
+    <w:p/>
+    <w:p>
+      <w:pPr>
+        <w:spacing w:after="160" w:line="259" w:lineRule="auto"/>
+        <w:jc w:val="left"/>
+      </w:pPr>
+    </w:p>
+    <w:p>
+      <w:pPr>
+        <w:spacing w:after="160" w:line="259" w:lineRule="auto"/>
+        <w:jc w:val="left"/>
+      </w:pPr>
+    </w:p>
+    <w:p>
+      <w:pPr>
+        <w:spacing w:after="160" w:line="259" w:lineRule="auto"/>
+        <w:jc w:val="left"/>
+      </w:pPr>
+    </w:p>
+    <w:p>
+      <w:pPr>
+        <w:spacing w:after="160" w:line="259" w:lineRule="auto"/>
+        <w:jc w:val="left"/>
+      </w:pPr>
+    </w:p>
+    <w:p>
+      <w:pPr>
+        <w:spacing w:before="0" w:after="160" w:line="259" w:lineRule="auto"/>
+        <w:jc w:val="left"/>
+      </w:pPr>
+      <w:r>
+        <w:br w:type="page"/>
+      </w:r>
+    </w:p>
+    <w:p>
+      <w:pPr>
+        <w:pStyle w:val="Ttulo1"/>
+      </w:pPr>
+      <w:bookmarkStart w:id="13" w:name="_Toc227138375"/>
+      <w:r>
+        <w:lastRenderedPageBreak/>
+        <w:t>I</w:t>
+      </w:r>
+      <w:r>
+        <w:t>V</w:t>
+      </w:r>
+      <w:r>
+        <w:t>.</w:t>
+      </w:r>
+      <w:r>
+        <w:t xml:space="preserve"> </w:t>
+      </w:r>
+      <w:r>
+        <w:t xml:space="preserve">CONCLUSIONES </w:t>
+      </w:r>
+      <w:r>
+        <w:t>Y RECOMENDACIONES</w:t>
+      </w:r>
+      <w:bookmarkEnd w:id="13"/>
+    </w:p>
+    <w:p>
+      <w:pPr>
+        <w:pStyle w:val="Ttulo2"/>
+      </w:pPr>
+      <w:bookmarkStart w:id="14" w:name="_Toc227138376"/>
+      <w:r>
+        <w:t>4</w:t>
+      </w:r>
+      <w:r>
+        <w:t>.1. CONCLUSIONES</w:t>
+      </w:r>
+      <w:bookmarkEnd w:id="14"/>
     </w:p>
     <w:p/>
     <w:p/>
     <w:p/>
     <w:p>
       <w:pPr>
-        <w:spacing w:after="160" w:line="259" w:lineRule="auto"/>
-        <w:jc w:val="left"/>
-      </w:pPr>
-    </w:p>
-    <w:p>
-      <w:pPr>
-        <w:spacing w:after="160" w:line="259" w:lineRule="auto"/>
-        <w:jc w:val="left"/>
-      </w:pPr>
-    </w:p>
-    <w:p>
-      <w:pPr>
-        <w:spacing w:after="160" w:line="259" w:lineRule="auto"/>
-        <w:jc w:val="left"/>
-      </w:pPr>
-    </w:p>
-    <w:p>
-      <w:pPr>
-        <w:spacing w:after="160" w:line="259" w:lineRule="auto"/>
-        <w:jc w:val="left"/>
-      </w:pPr>
-    </w:p>
-    <w:p>
-      <w:pPr>
-        <w:spacing w:before="0" w:after="160" w:line="259" w:lineRule="auto"/>
-        <w:jc w:val="left"/>
-      </w:pPr>
-      <w:r>
-        <w:br w:type="page"/>
-      </w:r>
-    </w:p>
-    <w:p>
-      <w:pPr>
-        <w:pStyle w:val="Ttulo1"/>
-      </w:pPr>
-      <w:bookmarkStart w:id="13" w:name="_Toc227063900"/>
-      <w:r>
-        <w:lastRenderedPageBreak/>
-        <w:t>I</w:t>
-      </w:r>
-      <w:r>
-        <w:t>V</w:t>
-      </w:r>
-      <w:r>
-        <w:t>.</w:t>
-      </w:r>
-      <w:r>
-        <w:t xml:space="preserve"> </w:t>
-      </w:r>
-      <w:r>
-        <w:t xml:space="preserve">CONCLUSIONES </w:t>
-      </w:r>
-      <w:r>
-        <w:t>Y RECOMENDACIONES</w:t>
-      </w:r>
-      <w:bookmarkEnd w:id="13"/>
-    </w:p>
-    <w:p>
-      <w:pPr>
         <w:pStyle w:val="Ttulo2"/>
       </w:pPr>
-      <w:bookmarkStart w:id="14" w:name="_Toc227063901"/>
-      <w:r>
-        <w:t>4</w:t>
-      </w:r>
-      <w:r>
-        <w:t>.1. CONCLUSIONES</w:t>
-      </w:r>
-      <w:bookmarkEnd w:id="14"/>
-    </w:p>
-    <w:p/>
-    <w:p/>
-    <w:p/>
-    <w:p>
-      <w:pPr>
-        <w:pStyle w:val="Ttulo2"/>
-      </w:pPr>
-      <w:bookmarkStart w:id="15" w:name="_Toc227063902"/>
+      <w:bookmarkStart w:id="15" w:name="_Toc227138377"/>
       <w:r>
         <w:t>4</w:t>
       </w:r>
@@ -1810,7 +2666,7 @@
       <w:pPr>
         <w:pStyle w:val="Ttulo1"/>
       </w:pPr>
-      <w:bookmarkStart w:id="16" w:name="_Toc227063903"/>
+      <w:bookmarkStart w:id="16" w:name="_Toc227138378"/>
       <w:r>
         <w:lastRenderedPageBreak/>
         <w:t>REFERENCIAS BIBLIÓGRÁFICAS</w:t>
@@ -2043,7 +2899,7 @@
           <w:lang w:val="en-US"/>
         </w:rPr>
       </w:pPr>
-      <w:bookmarkStart w:id="17" w:name="_Toc227063904"/>
+      <w:bookmarkStart w:id="17" w:name="_Toc227138379"/>
       <w:r>
         <w:rPr>
           <w:lang w:val="en-US"/>
@@ -2074,7 +2930,7 @@
           <w:lang w:val="en-US"/>
         </w:rPr>
       </w:pPr>
-      <w:bookmarkStart w:id="18" w:name="_Toc227063905"/>
+      <w:bookmarkStart w:id="18" w:name="_Toc227138380"/>
       <w:r>
         <w:rPr>
           <w:lang w:val="en-US"/>
@@ -2127,7 +2983,7 @@
           <w:lang w:val="en-US"/>
         </w:rPr>
       </w:pPr>
-      <w:bookmarkStart w:id="19" w:name="_Toc227063906"/>
+      <w:bookmarkStart w:id="19" w:name="_Toc227138381"/>
       <w:r>
         <w:rPr>
           <w:lang w:val="en-US"/>
